--- a/content/generative-ai/generative-ai-foundations/generative-ai-foundations.docx
+++ b/content/generative-ai/generative-ai-foundations/generative-ai-foundations.docx
@@ -2174,45 +2174,39 @@
           <w:rFonts w:ascii="Consolas" w:hAnsi="Consolas"/>
           <w:sz w:val="16"/>
         </w:rPr>
-        <w:t>&lt;svg xmlns="http://www.w3.org/2000/svg" width="760" height="360" viewBox="0 0 760 360" font-family="Inter, Arial, sans-serif"&gt;</w:t>
-        <w:br/>
-        <w:t>&lt;rect width="760" height="360" fill="#f8fafc"/&gt;</w:t>
-        <w:br/>
-        <w:t>&lt;text x="380" y="34" text-anchor="middle" font-size="20" font-weight="700" fill="#0f172a"&gt;Application Flow - Diffusion Models for Images and Audio&lt;/text&gt;</w:t>
-        <w:br/>
-        <w:t>&lt;rect x="290" y="162" width="180" height="56" rx="12" fill="#0f172a"/&gt;</w:t>
-        <w:br/>
-        <w:t>&lt;text x="380" y="195" text-anchor="middle" font-size="14" font-weight="700" fill="#ffffff"&gt;Generative AI&lt;/text&gt;</w:t>
-        <w:br/>
-        <w:t>&lt;line x1="380" y1="190" x2="380" y2="70" stroke="#94a3b8" stroke-width="2"/&gt;</w:t>
-        <w:br/>
-        <w:t>&lt;rect x="308" y="48" width="144" height="44" rx="10" fill="#ffffff" stroke="#2563eb" stroke-width="2"/&gt;</w:t>
-        <w:br/>
-        <w:t>&lt;text x="380" y="74" text-anchor="middle" font-size="11" fill="#0f172a"&gt;Generative Modellin…&lt;/text&gt;</w:t>
-        <w:br/>
-        <w:t>&lt;line x1="380" y1="190" x2="617" y2="153" stroke="#94a3b8" stroke-width="2"/&gt;</w:t>
-        <w:br/>
-        <w:t>&lt;rect x="545" y="131" width="144" height="44" rx="10" fill="#ffffff" stroke="#7c3aed" stroke-width="2"/&gt;</w:t>
-        <w:br/>
-        <w:t>&lt;text x="617" y="157" text-anchor="middle" font-size="11" fill="#0f172a"&gt;Large Language Mode…&lt;/text&gt;</w:t>
-        <w:br/>
-        <w:t>&lt;line x1="380" y1="190" x2="526" y2="287" stroke="#94a3b8" stroke-width="2"/&gt;</w:t>
-        <w:br/>
-        <w:t>&lt;rect x="454" y="265" width="144" height="44" rx="10" fill="#ffffff" stroke="#0891b2" stroke-width="2"/&gt;</w:t>
-        <w:br/>
-        <w:t>&lt;text x="526" y="291" text-anchor="middle" font-size="11" fill="#0f172a"&gt;Diffusion Models fo…&lt;/text&gt;</w:t>
-        <w:br/>
-        <w:t>&lt;line x1="380" y1="190" x2="234" y2="287" stroke="#94a3b8" stroke-width="2"/&gt;</w:t>
-        <w:br/>
-        <w:t>&lt;rect x="162" y="265" width="144" height="44" rx="10" fill="#ffffff" stroke="#059669" stroke-width="2"/&gt;</w:t>
-        <w:br/>
-        <w:t>&lt;text x="234" y="291" text-anchor="middle" font-size="11" fill="#0f172a"&gt;Multimodal Generati…&lt;/text&gt;</w:t>
-        <w:br/>
-        <w:t>&lt;line x1="380" y1="190" x2="143" y2="153" stroke="#94a3b8" stroke-width="2"/&gt;</w:t>
-        <w:br/>
-        <w:t>&lt;rect x="71" y="131" width="144" height="44" rx="10" fill="#ffffff" stroke="#d97706" stroke-width="2"/&gt;</w:t>
-        <w:br/>
-        <w:t>&lt;text x="143" y="157" text-anchor="middle" font-size="11" fill="#0f172a"&gt;Grounding with Ente…&lt;/text&gt;</w:t>
+        <w:t>&lt;svg xmlns="http://www.w3.org/2000/svg" width="760" height="380" viewBox="0 0 760 380" font-family="Inter, Segoe UI, Arial, sans-serif"&gt;</w:t>
+        <w:br/>
+        <w:t>&lt;defs&gt;&lt;marker id="arrow" markerWidth="10" markerHeight="10" refX="8" refY="3" orient="auto" markerUnits="strokeWidth"&gt;&lt;path d="M0,0 L8,3 L0,6 z" fill="#94a3b8"/&gt;&lt;/marker&gt;&lt;marker id="arrowA" markerWidth="10" markerHeight="10" refX="8" refY="3" orient="auto" markerUnits="strokeWidth"&gt;&lt;path d="M0,0 L8,3 L0,6 z" fill="#4338ca"/&gt;&lt;/marker&gt;&lt;/defs&gt;</w:t>
+        <w:br/>
+        <w:t>&lt;rect width="760" height="380" rx="12" fill="#f8fafc"/&gt;</w:t>
+        <w:br/>
+        <w:t>&lt;text x="380" y="30" text-anchor="middle" font-size="17" font-weight="700" fill="#0f172a"&gt;Application Flow - Diffusion Models for Images and Audio&lt;/text&gt;</w:t>
+        <w:br/>
+        <w:t>&lt;rect x="40.0" y="166.0" width="104" height="60" rx="10" fill="#ffffff" stroke="#4338ca" stroke-width="2"/&gt;&lt;text x="92.0" y="200.08" text-anchor="middle" font-size="12" font-weight="600" fill="#0f172a"&gt;Request&lt;/text&gt;</w:t>
+        <w:br/>
+        <w:t>&lt;rect x="155.2" y="166.0" width="104" height="60" rx="10" fill="#ffffff" stroke="#7c3aed" stroke-width="2"/&gt;&lt;text x="207.2" y="200.08" text-anchor="middle" font-size="12" font-weight="600" fill="#0f172a"&gt;Auth&lt;/text&gt;</w:t>
+        <w:br/>
+        <w:t>&lt;line x1="144.0" y1="196.0" x2="155.2" y2="196.0" stroke="#4338ca" stroke-width="2" marker-end="url(#arrowA)"/&gt;</w:t>
+        <w:br/>
+        <w:t>&lt;rect x="270.4" y="166.0" width="104" height="60" rx="10" fill="#ffffff" stroke="#0891b2" stroke-width="2"/&gt;&lt;text x="322.4" y="200.08" text-anchor="middle" font-size="12" font-weight="600" fill="#0f172a"&gt;Route&lt;/text&gt;</w:t>
+        <w:br/>
+        <w:t>&lt;line x1="259.2" y1="196.0" x2="270.4" y2="196.0" stroke="#4338ca" stroke-width="2" marker-end="url(#arrowA)"/&gt;</w:t>
+        <w:br/>
+        <w:t>&lt;rect x="385.6" y="166.0" width="104" height="60" rx="10" fill="#ffffff" stroke="#059669" stroke-width="2"/&gt;&lt;text x="437.6" y="200.08" text-anchor="middle" font-size="12" font-weight="600" fill="#0f172a"&gt;Process&lt;/text&gt;</w:t>
+        <w:br/>
+        <w:t>&lt;line x1="374.4" y1="196.0" x2="385.6" y2="196.0" stroke="#4338ca" stroke-width="2" marker-end="url(#arrowA)"/&gt;</w:t>
+        <w:br/>
+        <w:t>&lt;rect x="500.8" y="166.0" width="104" height="60" rx="10" fill="#ffffff" stroke="#d97706" stroke-width="2"/&gt;&lt;text x="552.8" y="200.08" text-anchor="middle" font-size="12" font-weight="600" fill="#0f172a"&gt;Persist&lt;/text&gt;</w:t>
+        <w:br/>
+        <w:t>&lt;line x1="489.6" y1="196.0" x2="500.8" y2="196.0" stroke="#4338ca" stroke-width="2" marker-end="url(#arrowA)"/&gt;</w:t>
+        <w:br/>
+        <w:t>&lt;rect x="616.0" y="166.0" width="104" height="60" rx="10" fill="#ffffff" stroke="#dc2626" stroke-width="2"/&gt;&lt;text x="668.0" y="200.08" text-anchor="middle" font-size="12" font-weight="600" fill="#0f172a"&gt;Respond&lt;/text&gt;</w:t>
+        <w:br/>
+        <w:t>&lt;line x1="604.8" y1="196.0" x2="616.0" y2="196.0" stroke="#4338ca" stroke-width="2" marker-end="url(#arrowA)"/&gt;</w:t>
+        <w:br/>
+        <w:t>&lt;path d="M668.0,226.0 q0,46 -288.0,46 q-288.0,0 -288.0,-46" fill="none" stroke="#cbd5e1" stroke-width="1.6" stroke-dasharray="5 4" marker-end="url(#arrow)"/&gt;</w:t>
+        <w:br/>
+        <w:t>&lt;text x="380.0" y="288.0" text-anchor="middle" font-size="9.5" fill="#94a3b8"&gt;feedback / monitoring loop&lt;/text&gt;</w:t>
         <w:br/>
         <w:t>&lt;/svg&gt;</w:t>
       </w:r>
@@ -3837,45 +3831,41 @@
           <w:rFonts w:ascii="Consolas" w:hAnsi="Consolas"/>
           <w:sz w:val="16"/>
         </w:rPr>
-        <w:t>&lt;svg xmlns="http://www.w3.org/2000/svg" width="760" height="360" viewBox="0 0 760 360" font-family="Inter, Arial, sans-serif"&gt;</w:t>
-        <w:br/>
-        <w:t>&lt;rect width="760" height="360" fill="#f8fafc"/&gt;</w:t>
-        <w:br/>
-        <w:t>&lt;text x="380" y="34" text-anchor="middle" font-size="20" font-weight="700" fill="#0f172a"&gt;Knowledge Graph - Grounding with Enterprise Data&lt;/text&gt;</w:t>
-        <w:br/>
-        <w:t>&lt;rect x="290" y="162" width="180" height="56" rx="12" fill="#0f172a"/&gt;</w:t>
-        <w:br/>
-        <w:t>&lt;text x="380" y="195" text-anchor="middle" font-size="14" font-weight="700" fill="#ffffff"&gt;Generative AI&lt;/text&gt;</w:t>
-        <w:br/>
-        <w:t>&lt;line x1="380" y1="190" x2="380" y2="70" stroke="#94a3b8" stroke-width="2"/&gt;</w:t>
-        <w:br/>
-        <w:t>&lt;rect x="308" y="48" width="144" height="44" rx="10" fill="#ffffff" stroke="#2563eb" stroke-width="2"/&gt;</w:t>
-        <w:br/>
-        <w:t>&lt;text x="380" y="74" text-anchor="middle" font-size="11" fill="#0f172a"&gt;Generative Modellin…&lt;/text&gt;</w:t>
-        <w:br/>
-        <w:t>&lt;line x1="380" y1="190" x2="617" y2="153" stroke="#94a3b8" stroke-width="2"/&gt;</w:t>
-        <w:br/>
-        <w:t>&lt;rect x="545" y="131" width="144" height="44" rx="10" fill="#ffffff" stroke="#7c3aed" stroke-width="2"/&gt;</w:t>
-        <w:br/>
-        <w:t>&lt;text x="617" y="157" text-anchor="middle" font-size="11" fill="#0f172a"&gt;Large Language Mode…&lt;/text&gt;</w:t>
-        <w:br/>
-        <w:t>&lt;line x1="380" y1="190" x2="526" y2="287" stroke="#94a3b8" stroke-width="2"/&gt;</w:t>
-        <w:br/>
-        <w:t>&lt;rect x="454" y="265" width="144" height="44" rx="10" fill="#ffffff" stroke="#0891b2" stroke-width="2"/&gt;</w:t>
-        <w:br/>
-        <w:t>&lt;text x="526" y="291" text-anchor="middle" font-size="11" fill="#0f172a"&gt;Diffusion Models fo…&lt;/text&gt;</w:t>
-        <w:br/>
-        <w:t>&lt;line x1="380" y1="190" x2="234" y2="287" stroke="#94a3b8" stroke-width="2"/&gt;</w:t>
-        <w:br/>
-        <w:t>&lt;rect x="162" y="265" width="144" height="44" rx="10" fill="#ffffff" stroke="#059669" stroke-width="2"/&gt;</w:t>
-        <w:br/>
-        <w:t>&lt;text x="234" y="291" text-anchor="middle" font-size="11" fill="#0f172a"&gt;Multimodal Generati…&lt;/text&gt;</w:t>
-        <w:br/>
-        <w:t>&lt;line x1="380" y1="190" x2="143" y2="153" stroke="#94a3b8" stroke-width="2"/&gt;</w:t>
-        <w:br/>
-        <w:t>&lt;rect x="71" y="131" width="144" height="44" rx="10" fill="#ffffff" stroke="#d97706" stroke-width="2"/&gt;</w:t>
-        <w:br/>
-        <w:t>&lt;text x="143" y="157" text-anchor="middle" font-size="11" fill="#0f172a"&gt;Grounding with Ente…&lt;/text&gt;</w:t>
+        <w:t>&lt;svg xmlns="http://www.w3.org/2000/svg" width="760" height="380" viewBox="0 0 760 380" font-family="Inter, Segoe UI, Arial, sans-serif"&gt;</w:t>
+        <w:br/>
+        <w:t>&lt;defs&gt;&lt;marker id="arrow" markerWidth="10" markerHeight="10" refX="8" refY="3" orient="auto" markerUnits="strokeWidth"&gt;&lt;path d="M0,0 L8,3 L0,6 z" fill="#94a3b8"/&gt;&lt;/marker&gt;&lt;marker id="arrowA" markerWidth="10" markerHeight="10" refX="8" refY="3" orient="auto" markerUnits="strokeWidth"&gt;&lt;path d="M0,0 L8,3 L0,6 z" fill="#4338ca"/&gt;&lt;/marker&gt;&lt;/defs&gt;</w:t>
+        <w:br/>
+        <w:t>&lt;rect width="760" height="380" rx="12" fill="#f8fafc"/&gt;</w:t>
+        <w:br/>
+        <w:t>&lt;text x="380" y="30" text-anchor="middle" font-size="17" font-weight="700" fill="#0f172a"&gt;Knowledge Graph - Grounding with Enterprise Data&lt;/text&gt;</w:t>
+        <w:br/>
+        <w:t>&lt;circle cx="380.0" cy="198.0" r="46" fill="#0f172a"/&gt;</w:t>
+        <w:br/>
+        <w:t>&lt;text x="380.0" y="202.0" text-anchor="middle" font-size="12" font-weight="700" fill="#ffffff"&gt;Generative AI&lt;/text&gt;</w:t>
+        <w:br/>
+        <w:t>&lt;line x1="380.0" y1="152.0" x2="380.0" y2="92.0" stroke="#94a3b8" stroke-width="2" marker-end="url(#arrow)"/&gt;</w:t>
+        <w:br/>
+        <w:t>&lt;rect x="306.0" y="58.0" width="148" height="44" rx="10" fill="#ffffff" stroke="#4338ca" stroke-width="2"/&gt;&lt;text x="380.0" y="83.74" text-anchor="middle" font-size="11" font-weight="600" fill="#0f172a"&gt;Generative Modelling Fo…&lt;/text&gt;</w:t>
+        <w:br/>
+        <w:t>&lt;line x1="419.83716857408416" y1="175.0" x2="575.7217412552832" y2="145.0" stroke="#94a3b8" stroke-width="2" marker-end="url(#arrow)"/&gt;</w:t>
+        <w:br/>
+        <w:t>&lt;rect x="522.5063509461097" y="117.0" width="148" height="44" rx="10" fill="#ffffff" stroke="#7c3aed" stroke-width="2"/&gt;&lt;text x="596.5063509461097" y="142.74" text-anchor="middle" font-size="11" font-weight="600" fill="#0f172a"&gt;Large Language Models a…&lt;/text&gt;</w:t>
+        <w:br/>
+        <w:t>&lt;line x1="419.83716857408416" y1="221.0" x2="575.7217412552832" y2="251.0" stroke="#94a3b8" stroke-width="2" marker-end="url(#arrow)"/&gt;</w:t>
+        <w:br/>
+        <w:t>&lt;rect x="522.5063509461097" y="235.0" width="148" height="44" rx="10" fill="#ffffff" stroke="#0891b2" stroke-width="2"/&gt;&lt;text x="596.5063509461097" y="260.74" text-anchor="middle" font-size="11" font-weight="600" fill="#0f172a"&gt;Diffusion Models for Im…&lt;/text&gt;</w:t>
+        <w:br/>
+        <w:t>&lt;line x1="380.0" y1="244.0" x2="380.0" y2="304.0" stroke="#94a3b8" stroke-width="2" marker-end="url(#arrow)"/&gt;</w:t>
+        <w:br/>
+        <w:t>&lt;rect x="306.0" y="294.0" width="148" height="44" rx="10" fill="#ffffff" stroke="#059669" stroke-width="2"/&gt;&lt;text x="380.0" y="319.74" text-anchor="middle" font-size="11" font-weight="600" fill="#0f172a"&gt;Multimodal Generation&lt;/text&gt;</w:t>
+        <w:br/>
+        <w:t>&lt;line x1="340.16283142591584" y1="221.0" x2="184.2782587447169" y2="251.00000000000006" stroke="#94a3b8" stroke-width="2" marker-end="url(#arrow)"/&gt;</w:t>
+        <w:br/>
+        <w:t>&lt;rect x="89.49364905389038" y="235.00000000000006" width="148" height="44" rx="10" fill="#ffffff" stroke="#d97706" stroke-width="2"/&gt;&lt;text x="163.49364905389038" y="260.74000000000007" text-anchor="middle" font-size="11" font-weight="600" fill="#0f172a"&gt;Grounding with Enterpri…&lt;/text&gt;</w:t>
+        <w:br/>
+        <w:t>&lt;line x1="340.16283142591584" y1="175.0" x2="184.27825874471688" y2="145.0" stroke="#94a3b8" stroke-width="2" marker-end="url(#arrow)"/&gt;</w:t>
+        <w:br/>
+        <w:t>&lt;rect x="89.49364905389035" y="117.0" width="148" height="44" rx="10" fill="#ffffff" stroke="#dc2626" stroke-width="2"/&gt;&lt;text x="163.49364905389035" y="142.74" text-anchor="middle" font-size="11" font-weight="600" fill="#0f172a"&gt;Controllability and Str…&lt;/text&gt;</w:t>
         <w:br/>
         <w:t>&lt;/svg&gt;</w:t>
       </w:r>
@@ -4675,45 +4665,41 @@
           <w:rFonts w:ascii="Consolas" w:hAnsi="Consolas"/>
           <w:sz w:val="16"/>
         </w:rPr>
-        <w:t>&lt;svg xmlns="http://www.w3.org/2000/svg" width="760" height="360" viewBox="0 0 760 360" font-family="Inter, Arial, sans-serif"&gt;</w:t>
-        <w:br/>
-        <w:t>&lt;rect width="760" height="360" fill="#f8fafc"/&gt;</w:t>
-        <w:br/>
-        <w:t>&lt;text x="380" y="34" text-anchor="middle" font-size="20" font-weight="700" fill="#0f172a"&gt;Operating Model - Controllability and Structured Output&lt;/text&gt;</w:t>
-        <w:br/>
-        <w:t>&lt;rect x="290" y="162" width="180" height="56" rx="12" fill="#0f172a"/&gt;</w:t>
-        <w:br/>
-        <w:t>&lt;text x="380" y="195" text-anchor="middle" font-size="14" font-weight="700" fill="#ffffff"&gt;Generative AI&lt;/text&gt;</w:t>
-        <w:br/>
-        <w:t>&lt;line x1="380" y1="190" x2="380" y2="70" stroke="#94a3b8" stroke-width="2"/&gt;</w:t>
-        <w:br/>
-        <w:t>&lt;rect x="308" y="48" width="144" height="44" rx="10" fill="#ffffff" stroke="#2563eb" stroke-width="2"/&gt;</w:t>
-        <w:br/>
-        <w:t>&lt;text x="380" y="74" text-anchor="middle" font-size="11" fill="#0f172a"&gt;Generative Modellin…&lt;/text&gt;</w:t>
-        <w:br/>
-        <w:t>&lt;line x1="380" y1="190" x2="617" y2="153" stroke="#94a3b8" stroke-width="2"/&gt;</w:t>
-        <w:br/>
-        <w:t>&lt;rect x="545" y="131" width="144" height="44" rx="10" fill="#ffffff" stroke="#7c3aed" stroke-width="2"/&gt;</w:t>
-        <w:br/>
-        <w:t>&lt;text x="617" y="157" text-anchor="middle" font-size="11" fill="#0f172a"&gt;Large Language Mode…&lt;/text&gt;</w:t>
-        <w:br/>
-        <w:t>&lt;line x1="380" y1="190" x2="526" y2="287" stroke="#94a3b8" stroke-width="2"/&gt;</w:t>
-        <w:br/>
-        <w:t>&lt;rect x="454" y="265" width="144" height="44" rx="10" fill="#ffffff" stroke="#0891b2" stroke-width="2"/&gt;</w:t>
-        <w:br/>
-        <w:t>&lt;text x="526" y="291" text-anchor="middle" font-size="11" fill="#0f172a"&gt;Diffusion Models fo…&lt;/text&gt;</w:t>
-        <w:br/>
-        <w:t>&lt;line x1="380" y1="190" x2="234" y2="287" stroke="#94a3b8" stroke-width="2"/&gt;</w:t>
-        <w:br/>
-        <w:t>&lt;rect x="162" y="265" width="144" height="44" rx="10" fill="#ffffff" stroke="#059669" stroke-width="2"/&gt;</w:t>
-        <w:br/>
-        <w:t>&lt;text x="234" y="291" text-anchor="middle" font-size="11" fill="#0f172a"&gt;Multimodal Generati…&lt;/text&gt;</w:t>
-        <w:br/>
-        <w:t>&lt;line x1="380" y1="190" x2="143" y2="153" stroke="#94a3b8" stroke-width="2"/&gt;</w:t>
-        <w:br/>
-        <w:t>&lt;rect x="71" y="131" width="144" height="44" rx="10" fill="#ffffff" stroke="#d97706" stroke-width="2"/&gt;</w:t>
-        <w:br/>
-        <w:t>&lt;text x="143" y="157" text-anchor="middle" font-size="11" fill="#0f172a"&gt;Grounding with Ente…&lt;/text&gt;</w:t>
+        <w:t>&lt;svg xmlns="http://www.w3.org/2000/svg" width="760" height="380" viewBox="0 0 760 380" font-family="Inter, Segoe UI, Arial, sans-serif"&gt;</w:t>
+        <w:br/>
+        <w:t>&lt;defs&gt;&lt;marker id="arrow" markerWidth="10" markerHeight="10" refX="8" refY="3" orient="auto" markerUnits="strokeWidth"&gt;&lt;path d="M0,0 L8,3 L0,6 z" fill="#94a3b8"/&gt;&lt;/marker&gt;&lt;marker id="arrowA" markerWidth="10" markerHeight="10" refX="8" refY="3" orient="auto" markerUnits="strokeWidth"&gt;&lt;path d="M0,0 L8,3 L0,6 z" fill="#4338ca"/&gt;&lt;/marker&gt;&lt;/defs&gt;</w:t>
+        <w:br/>
+        <w:t>&lt;rect width="760" height="380" rx="12" fill="#f8fafc"/&gt;</w:t>
+        <w:br/>
+        <w:t>&lt;text x="380" y="30" text-anchor="middle" font-size="17" font-weight="700" fill="#0f172a"&gt;Operating Model - Controllability and Structured Output&lt;/text&gt;</w:t>
+        <w:br/>
+        <w:t>&lt;circle cx="380.0" cy="198.0" r="46" fill="#0f172a"/&gt;</w:t>
+        <w:br/>
+        <w:t>&lt;text x="380.0" y="202.0" text-anchor="middle" font-size="12" font-weight="700" fill="#ffffff"&gt;Generative AI&lt;/text&gt;</w:t>
+        <w:br/>
+        <w:t>&lt;line x1="380.0" y1="152.0" x2="380.0" y2="92.0" stroke="#94a3b8" stroke-width="2" marker-end="url(#arrow)"/&gt;</w:t>
+        <w:br/>
+        <w:t>&lt;rect x="306.0" y="58.0" width="148" height="44" rx="10" fill="#ffffff" stroke="#4338ca" stroke-width="2"/&gt;&lt;text x="380.0" y="83.74" text-anchor="middle" font-size="11" font-weight="600" fill="#0f172a"&gt;Generative Modelling Fo…&lt;/text&gt;</w:t>
+        <w:br/>
+        <w:t>&lt;line x1="419.83716857408416" y1="175.0" x2="575.7217412552832" y2="145.0" stroke="#94a3b8" stroke-width="2" marker-end="url(#arrow)"/&gt;</w:t>
+        <w:br/>
+        <w:t>&lt;rect x="522.5063509461097" y="117.0" width="148" height="44" rx="10" fill="#ffffff" stroke="#7c3aed" stroke-width="2"/&gt;&lt;text x="596.5063509461097" y="142.74" text-anchor="middle" font-size="11" font-weight="600" fill="#0f172a"&gt;Large Language Models a…&lt;/text&gt;</w:t>
+        <w:br/>
+        <w:t>&lt;line x1="419.83716857408416" y1="221.0" x2="575.7217412552832" y2="251.0" stroke="#94a3b8" stroke-width="2" marker-end="url(#arrow)"/&gt;</w:t>
+        <w:br/>
+        <w:t>&lt;rect x="522.5063509461097" y="235.0" width="148" height="44" rx="10" fill="#ffffff" stroke="#0891b2" stroke-width="2"/&gt;&lt;text x="596.5063509461097" y="260.74" text-anchor="middle" font-size="11" font-weight="600" fill="#0f172a"&gt;Diffusion Models for Im…&lt;/text&gt;</w:t>
+        <w:br/>
+        <w:t>&lt;line x1="380.0" y1="244.0" x2="380.0" y2="304.0" stroke="#94a3b8" stroke-width="2" marker-end="url(#arrow)"/&gt;</w:t>
+        <w:br/>
+        <w:t>&lt;rect x="306.0" y="294.0" width="148" height="44" rx="10" fill="#ffffff" stroke="#059669" stroke-width="2"/&gt;&lt;text x="380.0" y="319.74" text-anchor="middle" font-size="11" font-weight="600" fill="#0f172a"&gt;Multimodal Generation&lt;/text&gt;</w:t>
+        <w:br/>
+        <w:t>&lt;line x1="340.16283142591584" y1="221.0" x2="184.2782587447169" y2="251.00000000000006" stroke="#94a3b8" stroke-width="2" marker-end="url(#arrow)"/&gt;</w:t>
+        <w:br/>
+        <w:t>&lt;rect x="89.49364905389038" y="235.00000000000006" width="148" height="44" rx="10" fill="#ffffff" stroke="#d97706" stroke-width="2"/&gt;&lt;text x="163.49364905389038" y="260.74000000000007" text-anchor="middle" font-size="11" font-weight="600" fill="#0f172a"&gt;Grounding with Enterpri…&lt;/text&gt;</w:t>
+        <w:br/>
+        <w:t>&lt;line x1="340.16283142591584" y1="175.0" x2="184.27825874471688" y2="145.0" stroke="#94a3b8" stroke-width="2" marker-end="url(#arrow)"/&gt;</w:t>
+        <w:br/>
+        <w:t>&lt;rect x="89.49364905389035" y="117.0" width="148" height="44" rx="10" fill="#ffffff" stroke="#dc2626" stroke-width="2"/&gt;&lt;text x="163.49364905389035" y="142.74" text-anchor="middle" font-size="11" font-weight="600" fill="#0f172a"&gt;Controllability and Str…&lt;/text&gt;</w:t>
         <w:br/>
         <w:t>&lt;/svg&gt;</w:t>
       </w:r>
@@ -8171,45 +8157,39 @@
           <w:rFonts w:ascii="Consolas" w:hAnsi="Consolas"/>
           <w:sz w:val="16"/>
         </w:rPr>
-        <w:t>&lt;svg xmlns="http://www.w3.org/2000/svg" width="760" height="360" viewBox="0 0 760 360" font-family="Inter, Arial, sans-serif"&gt;</w:t>
-        <w:br/>
-        <w:t>&lt;rect width="760" height="360" fill="#f8fafc"/&gt;</w:t>
-        <w:br/>
-        <w:t>&lt;text x="380" y="34" text-anchor="middle" font-size="20" font-weight="700" fill="#0f172a"&gt;CI/CD Pipeline - Synthetic Data Generation&lt;/text&gt;</w:t>
-        <w:br/>
-        <w:t>&lt;rect x="290" y="162" width="180" height="56" rx="12" fill="#0f172a"/&gt;</w:t>
-        <w:br/>
-        <w:t>&lt;text x="380" y="195" text-anchor="middle" font-size="14" font-weight="700" fill="#ffffff"&gt;Generative AI&lt;/text&gt;</w:t>
-        <w:br/>
-        <w:t>&lt;line x1="380" y1="190" x2="380" y2="70" stroke="#94a3b8" stroke-width="2"/&gt;</w:t>
-        <w:br/>
-        <w:t>&lt;rect x="308" y="48" width="144" height="44" rx="10" fill="#ffffff" stroke="#2563eb" stroke-width="2"/&gt;</w:t>
-        <w:br/>
-        <w:t>&lt;text x="380" y="74" text-anchor="middle" font-size="11" fill="#0f172a"&gt;Generative Modellin…&lt;/text&gt;</w:t>
-        <w:br/>
-        <w:t>&lt;line x1="380" y1="190" x2="617" y2="153" stroke="#94a3b8" stroke-width="2"/&gt;</w:t>
-        <w:br/>
-        <w:t>&lt;rect x="545" y="131" width="144" height="44" rx="10" fill="#ffffff" stroke="#7c3aed" stroke-width="2"/&gt;</w:t>
-        <w:br/>
-        <w:t>&lt;text x="617" y="157" text-anchor="middle" font-size="11" fill="#0f172a"&gt;Large Language Mode…&lt;/text&gt;</w:t>
-        <w:br/>
-        <w:t>&lt;line x1="380" y1="190" x2="526" y2="287" stroke="#94a3b8" stroke-width="2"/&gt;</w:t>
-        <w:br/>
-        <w:t>&lt;rect x="454" y="265" width="144" height="44" rx="10" fill="#ffffff" stroke="#0891b2" stroke-width="2"/&gt;</w:t>
-        <w:br/>
-        <w:t>&lt;text x="526" y="291" text-anchor="middle" font-size="11" fill="#0f172a"&gt;Diffusion Models fo…&lt;/text&gt;</w:t>
-        <w:br/>
-        <w:t>&lt;line x1="380" y1="190" x2="234" y2="287" stroke="#94a3b8" stroke-width="2"/&gt;</w:t>
-        <w:br/>
-        <w:t>&lt;rect x="162" y="265" width="144" height="44" rx="10" fill="#ffffff" stroke="#059669" stroke-width="2"/&gt;</w:t>
-        <w:br/>
-        <w:t>&lt;text x="234" y="291" text-anchor="middle" font-size="11" fill="#0f172a"&gt;Multimodal Generati…&lt;/text&gt;</w:t>
-        <w:br/>
-        <w:t>&lt;line x1="380" y1="190" x2="143" y2="153" stroke="#94a3b8" stroke-width="2"/&gt;</w:t>
-        <w:br/>
-        <w:t>&lt;rect x="71" y="131" width="144" height="44" rx="10" fill="#ffffff" stroke="#d97706" stroke-width="2"/&gt;</w:t>
-        <w:br/>
-        <w:t>&lt;text x="143" y="157" text-anchor="middle" font-size="11" fill="#0f172a"&gt;Grounding with Ente…&lt;/text&gt;</w:t>
+        <w:t>&lt;svg xmlns="http://www.w3.org/2000/svg" width="760" height="380" viewBox="0 0 760 380" font-family="Inter, Segoe UI, Arial, sans-serif"&gt;</w:t>
+        <w:br/>
+        <w:t>&lt;defs&gt;&lt;marker id="arrow" markerWidth="10" markerHeight="10" refX="8" refY="3" orient="auto" markerUnits="strokeWidth"&gt;&lt;path d="M0,0 L8,3 L0,6 z" fill="#94a3b8"/&gt;&lt;/marker&gt;&lt;marker id="arrowA" markerWidth="10" markerHeight="10" refX="8" refY="3" orient="auto" markerUnits="strokeWidth"&gt;&lt;path d="M0,0 L8,3 L0,6 z" fill="#4338ca"/&gt;&lt;/marker&gt;&lt;/defs&gt;</w:t>
+        <w:br/>
+        <w:t>&lt;rect width="760" height="380" rx="12" fill="#f8fafc"/&gt;</w:t>
+        <w:br/>
+        <w:t>&lt;text x="380" y="30" text-anchor="middle" font-size="17" font-weight="700" fill="#0f172a"&gt;CI/CD Pipeline - Synthetic Data Generation&lt;/text&gt;</w:t>
+        <w:br/>
+        <w:t>&lt;rect x="40.0" y="166.0" width="104" height="60" rx="10" fill="#ffffff" stroke="#4338ca" stroke-width="2"/&gt;&lt;text x="92.0" y="200.08" text-anchor="middle" font-size="12" font-weight="600" fill="#0f172a"&gt;Commit&lt;/text&gt;</w:t>
+        <w:br/>
+        <w:t>&lt;rect x="155.2" y="166.0" width="104" height="60" rx="10" fill="#ffffff" stroke="#7c3aed" stroke-width="2"/&gt;&lt;text x="207.2" y="200.08" text-anchor="middle" font-size="12" font-weight="600" fill="#0f172a"&gt;Build&lt;/text&gt;</w:t>
+        <w:br/>
+        <w:t>&lt;line x1="144.0" y1="196.0" x2="155.2" y2="196.0" stroke="#4338ca" stroke-width="2" marker-end="url(#arrowA)"/&gt;</w:t>
+        <w:br/>
+        <w:t>&lt;rect x="270.4" y="166.0" width="104" height="60" rx="10" fill="#ffffff" stroke="#0891b2" stroke-width="2"/&gt;&lt;text x="322.4" y="200.08" text-anchor="middle" font-size="12" font-weight="600" fill="#0f172a"&gt;Eval Gate&lt;/text&gt;</w:t>
+        <w:br/>
+        <w:t>&lt;line x1="259.2" y1="196.0" x2="270.4" y2="196.0" stroke="#4338ca" stroke-width="2" marker-end="url(#arrowA)"/&gt;</w:t>
+        <w:br/>
+        <w:t>&lt;rect x="385.6" y="166.0" width="104" height="60" rx="10" fill="#ffffff" stroke="#059669" stroke-width="2"/&gt;&lt;text x="437.6" y="200.08" text-anchor="middle" font-size="12" font-weight="600" fill="#0f172a"&gt;Package&lt;/text&gt;</w:t>
+        <w:br/>
+        <w:t>&lt;line x1="374.4" y1="196.0" x2="385.6" y2="196.0" stroke="#4338ca" stroke-width="2" marker-end="url(#arrowA)"/&gt;</w:t>
+        <w:br/>
+        <w:t>&lt;rect x="500.8" y="166.0" width="104" height="60" rx="10" fill="#ffffff" stroke="#d97706" stroke-width="2"/&gt;&lt;text x="552.8" y="200.08" text-anchor="middle" font-size="12" font-weight="600" fill="#0f172a"&gt;Deploy&lt;/text&gt;</w:t>
+        <w:br/>
+        <w:t>&lt;line x1="489.6" y1="196.0" x2="500.8" y2="196.0" stroke="#4338ca" stroke-width="2" marker-end="url(#arrowA)"/&gt;</w:t>
+        <w:br/>
+        <w:t>&lt;rect x="616.0" y="166.0" width="104" height="60" rx="10" fill="#ffffff" stroke="#dc2626" stroke-width="2"/&gt;&lt;text x="668.0" y="200.08" text-anchor="middle" font-size="12" font-weight="600" fill="#0f172a"&gt;Monitor&lt;/text&gt;</w:t>
+        <w:br/>
+        <w:t>&lt;line x1="604.8" y1="196.0" x2="616.0" y2="196.0" stroke="#4338ca" stroke-width="2" marker-end="url(#arrowA)"/&gt;</w:t>
+        <w:br/>
+        <w:t>&lt;path d="M668.0,226.0 q0,46 -288.0,46 q-288.0,0 -288.0,-46" fill="none" stroke="#cbd5e1" stroke-width="1.6" stroke-dasharray="5 4" marker-end="url(#arrow)"/&gt;</w:t>
+        <w:br/>
+        <w:t>&lt;text x="380.0" y="288.0" text-anchor="middle" font-size="9.5" fill="#94a3b8"&gt;feedback / monitoring loop&lt;/text&gt;</w:t>
         <w:br/>
         <w:t>&lt;/svg&gt;</w:t>
       </w:r>
@@ -11626,45 +11606,41 @@
           <w:rFonts w:ascii="Consolas" w:hAnsi="Consolas"/>
           <w:sz w:val="16"/>
         </w:rPr>
-        <w:t>&lt;svg xmlns="http://www.w3.org/2000/svg" width="760" height="360" viewBox="0 0 760 360" font-family="Inter, Arial, sans-serif"&gt;</w:t>
-        <w:br/>
-        <w:t>&lt;rect width="760" height="360" fill="#f8fafc"/&gt;</w:t>
-        <w:br/>
-        <w:t>&lt;text x="380" y="34" text-anchor="middle" font-size="20" font-weight="700" fill="#0f172a"&gt;Capability Map - The GenAI Reference Architecture&lt;/text&gt;</w:t>
-        <w:br/>
-        <w:t>&lt;rect x="290" y="162" width="180" height="56" rx="12" fill="#0f172a"/&gt;</w:t>
-        <w:br/>
-        <w:t>&lt;text x="380" y="195" text-anchor="middle" font-size="14" font-weight="700" fill="#ffffff"&gt;Generative AI&lt;/text&gt;</w:t>
-        <w:br/>
-        <w:t>&lt;line x1="380" y1="190" x2="380" y2="70" stroke="#94a3b8" stroke-width="2"/&gt;</w:t>
-        <w:br/>
-        <w:t>&lt;rect x="308" y="48" width="144" height="44" rx="10" fill="#ffffff" stroke="#2563eb" stroke-width="2"/&gt;</w:t>
-        <w:br/>
-        <w:t>&lt;text x="380" y="74" text-anchor="middle" font-size="11" fill="#0f172a"&gt;Generative Modellin…&lt;/text&gt;</w:t>
-        <w:br/>
-        <w:t>&lt;line x1="380" y1="190" x2="617" y2="153" stroke="#94a3b8" stroke-width="2"/&gt;</w:t>
-        <w:br/>
-        <w:t>&lt;rect x="545" y="131" width="144" height="44" rx="10" fill="#ffffff" stroke="#7c3aed" stroke-width="2"/&gt;</w:t>
-        <w:br/>
-        <w:t>&lt;text x="617" y="157" text-anchor="middle" font-size="11" fill="#0f172a"&gt;Large Language Mode…&lt;/text&gt;</w:t>
-        <w:br/>
-        <w:t>&lt;line x1="380" y1="190" x2="526" y2="287" stroke="#94a3b8" stroke-width="2"/&gt;</w:t>
-        <w:br/>
-        <w:t>&lt;rect x="454" y="265" width="144" height="44" rx="10" fill="#ffffff" stroke="#0891b2" stroke-width="2"/&gt;</w:t>
-        <w:br/>
-        <w:t>&lt;text x="526" y="291" text-anchor="middle" font-size="11" fill="#0f172a"&gt;Diffusion Models fo…&lt;/text&gt;</w:t>
-        <w:br/>
-        <w:t>&lt;line x1="380" y1="190" x2="234" y2="287" stroke="#94a3b8" stroke-width="2"/&gt;</w:t>
-        <w:br/>
-        <w:t>&lt;rect x="162" y="265" width="144" height="44" rx="10" fill="#ffffff" stroke="#059669" stroke-width="2"/&gt;</w:t>
-        <w:br/>
-        <w:t>&lt;text x="234" y="291" text-anchor="middle" font-size="11" fill="#0f172a"&gt;Multimodal Generati…&lt;/text&gt;</w:t>
-        <w:br/>
-        <w:t>&lt;line x1="380" y1="190" x2="143" y2="153" stroke="#94a3b8" stroke-width="2"/&gt;</w:t>
-        <w:br/>
-        <w:t>&lt;rect x="71" y="131" width="144" height="44" rx="10" fill="#ffffff" stroke="#d97706" stroke-width="2"/&gt;</w:t>
-        <w:br/>
-        <w:t>&lt;text x="143" y="157" text-anchor="middle" font-size="11" fill="#0f172a"&gt;Grounding with Ente…&lt;/text&gt;</w:t>
+        <w:t>&lt;svg xmlns="http://www.w3.org/2000/svg" width="760" height="380" viewBox="0 0 760 380" font-family="Inter, Segoe UI, Arial, sans-serif"&gt;</w:t>
+        <w:br/>
+        <w:t>&lt;defs&gt;&lt;marker id="arrow" markerWidth="10" markerHeight="10" refX="8" refY="3" orient="auto" markerUnits="strokeWidth"&gt;&lt;path d="M0,0 L8,3 L0,6 z" fill="#94a3b8"/&gt;&lt;/marker&gt;&lt;marker id="arrowA" markerWidth="10" markerHeight="10" refX="8" refY="3" orient="auto" markerUnits="strokeWidth"&gt;&lt;path d="M0,0 L8,3 L0,6 z" fill="#4338ca"/&gt;&lt;/marker&gt;&lt;/defs&gt;</w:t>
+        <w:br/>
+        <w:t>&lt;rect width="760" height="380" rx="12" fill="#f8fafc"/&gt;</w:t>
+        <w:br/>
+        <w:t>&lt;text x="380" y="30" text-anchor="middle" font-size="17" font-weight="700" fill="#0f172a"&gt;Capability Map - The GenAI Reference Architecture&lt;/text&gt;</w:t>
+        <w:br/>
+        <w:t>&lt;circle cx="380.0" cy="198.0" r="46" fill="#0f172a"/&gt;</w:t>
+        <w:br/>
+        <w:t>&lt;text x="380.0" y="202.0" text-anchor="middle" font-size="12" font-weight="700" fill="#ffffff"&gt;Generative AI&lt;/text&gt;</w:t>
+        <w:br/>
+        <w:t>&lt;line x1="380.0" y1="152.0" x2="380.0" y2="92.0" stroke="#94a3b8" stroke-width="2" marker-end="url(#arrow)"/&gt;</w:t>
+        <w:br/>
+        <w:t>&lt;rect x="306.0" y="58.0" width="148" height="44" rx="10" fill="#ffffff" stroke="#4338ca" stroke-width="2"/&gt;&lt;text x="380.0" y="83.74" text-anchor="middle" font-size="11" font-weight="600" fill="#0f172a"&gt;Generative Modelling Fo…&lt;/text&gt;</w:t>
+        <w:br/>
+        <w:t>&lt;line x1="419.83716857408416" y1="175.0" x2="575.7217412552832" y2="145.0" stroke="#94a3b8" stroke-width="2" marker-end="url(#arrow)"/&gt;</w:t>
+        <w:br/>
+        <w:t>&lt;rect x="522.5063509461097" y="117.0" width="148" height="44" rx="10" fill="#ffffff" stroke="#7c3aed" stroke-width="2"/&gt;&lt;text x="596.5063509461097" y="142.74" text-anchor="middle" font-size="11" font-weight="600" fill="#0f172a"&gt;Large Language Models a…&lt;/text&gt;</w:t>
+        <w:br/>
+        <w:t>&lt;line x1="419.83716857408416" y1="221.0" x2="575.7217412552832" y2="251.0" stroke="#94a3b8" stroke-width="2" marker-end="url(#arrow)"/&gt;</w:t>
+        <w:br/>
+        <w:t>&lt;rect x="522.5063509461097" y="235.0" width="148" height="44" rx="10" fill="#ffffff" stroke="#0891b2" stroke-width="2"/&gt;&lt;text x="596.5063509461097" y="260.74" text-anchor="middle" font-size="11" font-weight="600" fill="#0f172a"&gt;Diffusion Models for Im…&lt;/text&gt;</w:t>
+        <w:br/>
+        <w:t>&lt;line x1="380.0" y1="244.0" x2="380.0" y2="304.0" stroke="#94a3b8" stroke-width="2" marker-end="url(#arrow)"/&gt;</w:t>
+        <w:br/>
+        <w:t>&lt;rect x="306.0" y="294.0" width="148" height="44" rx="10" fill="#ffffff" stroke="#059669" stroke-width="2"/&gt;&lt;text x="380.0" y="319.74" text-anchor="middle" font-size="11" font-weight="600" fill="#0f172a"&gt;Multimodal Generation&lt;/text&gt;</w:t>
+        <w:br/>
+        <w:t>&lt;line x1="340.16283142591584" y1="221.0" x2="184.2782587447169" y2="251.00000000000006" stroke="#94a3b8" stroke-width="2" marker-end="url(#arrow)"/&gt;</w:t>
+        <w:br/>
+        <w:t>&lt;rect x="89.49364905389038" y="235.00000000000006" width="148" height="44" rx="10" fill="#ffffff" stroke="#d97706" stroke-width="2"/&gt;&lt;text x="163.49364905389038" y="260.74000000000007" text-anchor="middle" font-size="11" font-weight="600" fill="#0f172a"&gt;Grounding with Enterpri…&lt;/text&gt;</w:t>
+        <w:br/>
+        <w:t>&lt;line x1="340.16283142591584" y1="175.0" x2="184.27825874471688" y2="145.0" stroke="#94a3b8" stroke-width="2" marker-end="url(#arrow)"/&gt;</w:t>
+        <w:br/>
+        <w:t>&lt;rect x="89.49364905389035" y="117.0" width="148" height="44" rx="10" fill="#ffffff" stroke="#dc2626" stroke-width="2"/&gt;&lt;text x="163.49364905389035" y="142.74" text-anchor="middle" font-size="11" font-weight="600" fill="#0f172a"&gt;Controllability and Str…&lt;/text&gt;</w:t>
         <w:br/>
         <w:t>&lt;/svg&gt;</w:t>
       </w:r>
@@ -13238,45 +13214,39 @@
           <w:rFonts w:ascii="Consolas" w:hAnsi="Consolas"/>
           <w:sz w:val="16"/>
         </w:rPr>
-        <w:t>&lt;svg xmlns="http://www.w3.org/2000/svg" width="760" height="360" viewBox="0 0 760 360" font-family="Inter, Arial, sans-serif"&gt;</w:t>
-        <w:br/>
-        <w:t>&lt;rect width="760" height="360" fill="#f8fafc"/&gt;</w:t>
-        <w:br/>
-        <w:t>&lt;text x="380" y="34" text-anchor="middle" font-size="20" font-weight="700" fill="#0f172a"&gt;Data Flow - Hands-On Lab: Building an End-to-End Genera…&lt;/text&gt;</w:t>
-        <w:br/>
-        <w:t>&lt;rect x="290" y="162" width="180" height="56" rx="12" fill="#0f172a"/&gt;</w:t>
-        <w:br/>
-        <w:t>&lt;text x="380" y="195" text-anchor="middle" font-size="14" font-weight="700" fill="#ffffff"&gt;Generative AI&lt;/text&gt;</w:t>
-        <w:br/>
-        <w:t>&lt;line x1="380" y1="190" x2="380" y2="70" stroke="#94a3b8" stroke-width="2"/&gt;</w:t>
-        <w:br/>
-        <w:t>&lt;rect x="308" y="48" width="144" height="44" rx="10" fill="#ffffff" stroke="#2563eb" stroke-width="2"/&gt;</w:t>
-        <w:br/>
-        <w:t>&lt;text x="380" y="74" text-anchor="middle" font-size="11" fill="#0f172a"&gt;Generative Modellin…&lt;/text&gt;</w:t>
-        <w:br/>
-        <w:t>&lt;line x1="380" y1="190" x2="617" y2="153" stroke="#94a3b8" stroke-width="2"/&gt;</w:t>
-        <w:br/>
-        <w:t>&lt;rect x="545" y="131" width="144" height="44" rx="10" fill="#ffffff" stroke="#7c3aed" stroke-width="2"/&gt;</w:t>
-        <w:br/>
-        <w:t>&lt;text x="617" y="157" text-anchor="middle" font-size="11" fill="#0f172a"&gt;Large Language Mode…&lt;/text&gt;</w:t>
-        <w:br/>
-        <w:t>&lt;line x1="380" y1="190" x2="526" y2="287" stroke="#94a3b8" stroke-width="2"/&gt;</w:t>
-        <w:br/>
-        <w:t>&lt;rect x="454" y="265" width="144" height="44" rx="10" fill="#ffffff" stroke="#0891b2" stroke-width="2"/&gt;</w:t>
-        <w:br/>
-        <w:t>&lt;text x="526" y="291" text-anchor="middle" font-size="11" fill="#0f172a"&gt;Diffusion Models fo…&lt;/text&gt;</w:t>
-        <w:br/>
-        <w:t>&lt;line x1="380" y1="190" x2="234" y2="287" stroke="#94a3b8" stroke-width="2"/&gt;</w:t>
-        <w:br/>
-        <w:t>&lt;rect x="162" y="265" width="144" height="44" rx="10" fill="#ffffff" stroke="#059669" stroke-width="2"/&gt;</w:t>
-        <w:br/>
-        <w:t>&lt;text x="234" y="291" text-anchor="middle" font-size="11" fill="#0f172a"&gt;Multimodal Generati…&lt;/text&gt;</w:t>
-        <w:br/>
-        <w:t>&lt;line x1="380" y1="190" x2="143" y2="153" stroke="#94a3b8" stroke-width="2"/&gt;</w:t>
-        <w:br/>
-        <w:t>&lt;rect x="71" y="131" width="144" height="44" rx="10" fill="#ffffff" stroke="#d97706" stroke-width="2"/&gt;</w:t>
-        <w:br/>
-        <w:t>&lt;text x="143" y="157" text-anchor="middle" font-size="11" fill="#0f172a"&gt;Grounding with Ente…&lt;/text&gt;</w:t>
+        <w:t>&lt;svg xmlns="http://www.w3.org/2000/svg" width="760" height="380" viewBox="0 0 760 380" font-family="Inter, Segoe UI, Arial, sans-serif"&gt;</w:t>
+        <w:br/>
+        <w:t>&lt;defs&gt;&lt;marker id="arrow" markerWidth="10" markerHeight="10" refX="8" refY="3" orient="auto" markerUnits="strokeWidth"&gt;&lt;path d="M0,0 L8,3 L0,6 z" fill="#94a3b8"/&gt;&lt;/marker&gt;&lt;marker id="arrowA" markerWidth="10" markerHeight="10" refX="8" refY="3" orient="auto" markerUnits="strokeWidth"&gt;&lt;path d="M0,0 L8,3 L0,6 z" fill="#4338ca"/&gt;&lt;/marker&gt;&lt;/defs&gt;</w:t>
+        <w:br/>
+        <w:t>&lt;rect width="760" height="380" rx="12" fill="#f8fafc"/&gt;</w:t>
+        <w:br/>
+        <w:t>&lt;text x="380" y="30" text-anchor="middle" font-size="17" font-weight="700" fill="#0f172a"&gt;Data Flow - Hands-On Lab: Building an End-to-End Generative…&lt;/text&gt;</w:t>
+        <w:br/>
+        <w:t>&lt;rect x="40.0" y="166.0" width="104" height="60" rx="10" fill="#ffffff" stroke="#4338ca" stroke-width="2"/&gt;&lt;text x="92.0" y="200.08" text-anchor="middle" font-size="12" font-weight="600" fill="#0f172a"&gt;Sources&lt;/text&gt;</w:t>
+        <w:br/>
+        <w:t>&lt;rect x="155.2" y="166.0" width="104" height="60" rx="10" fill="#ffffff" stroke="#7c3aed" stroke-width="2"/&gt;&lt;text x="207.2" y="200.08" text-anchor="middle" font-size="12" font-weight="600" fill="#0f172a"&gt;Ingest&lt;/text&gt;</w:t>
+        <w:br/>
+        <w:t>&lt;line x1="144.0" y1="196.0" x2="155.2" y2="196.0" stroke="#4338ca" stroke-width="2" marker-end="url(#arrowA)"/&gt;</w:t>
+        <w:br/>
+        <w:t>&lt;rect x="270.4" y="166.0" width="104" height="60" rx="10" fill="#ffffff" stroke="#0891b2" stroke-width="2"/&gt;&lt;text x="322.4" y="200.08" text-anchor="middle" font-size="12" font-weight="600" fill="#0f172a"&gt;Validate&lt;/text&gt;</w:t>
+        <w:br/>
+        <w:t>&lt;line x1="259.2" y1="196.0" x2="270.4" y2="196.0" stroke="#4338ca" stroke-width="2" marker-end="url(#arrowA)"/&gt;</w:t>
+        <w:br/>
+        <w:t>&lt;rect x="385.6" y="166.0" width="104" height="60" rx="10" fill="#ffffff" stroke="#059669" stroke-width="2"/&gt;&lt;text x="437.6" y="200.08" text-anchor="middle" font-size="12" font-weight="600" fill="#0f172a"&gt;Transform&lt;/text&gt;</w:t>
+        <w:br/>
+        <w:t>&lt;line x1="374.4" y1="196.0" x2="385.6" y2="196.0" stroke="#4338ca" stroke-width="2" marker-end="url(#arrowA)"/&gt;</w:t>
+        <w:br/>
+        <w:t>&lt;rect x="500.8" y="166.0" width="104" height="60" rx="10" fill="#ffffff" stroke="#d97706" stroke-width="2"/&gt;&lt;text x="552.8" y="200.08" text-anchor="middle" font-size="12" font-weight="600" fill="#0f172a"&gt;Index&lt;/text&gt;</w:t>
+        <w:br/>
+        <w:t>&lt;line x1="489.6" y1="196.0" x2="500.8" y2="196.0" stroke="#4338ca" stroke-width="2" marker-end="url(#arrowA)"/&gt;</w:t>
+        <w:br/>
+        <w:t>&lt;rect x="616.0" y="166.0" width="104" height="60" rx="10" fill="#ffffff" stroke="#dc2626" stroke-width="2"/&gt;&lt;text x="668.0" y="200.08" text-anchor="middle" font-size="12" font-weight="600" fill="#0f172a"&gt;Serve&lt;/text&gt;</w:t>
+        <w:br/>
+        <w:t>&lt;line x1="604.8" y1="196.0" x2="616.0" y2="196.0" stroke="#4338ca" stroke-width="2" marker-end="url(#arrowA)"/&gt;</w:t>
+        <w:br/>
+        <w:t>&lt;path d="M668.0,226.0 q0,46 -288.0,46 q-288.0,0 -288.0,-46" fill="none" stroke="#cbd5e1" stroke-width="1.6" stroke-dasharray="5 4" marker-end="url(#arrow)"/&gt;</w:t>
+        <w:br/>
+        <w:t>&lt;text x="380.0" y="288.0" text-anchor="middle" font-size="9.5" fill="#94a3b8"&gt;feedback / monitoring loop&lt;/text&gt;</w:t>
         <w:br/>
         <w:t>&lt;/svg&gt;</w:t>
       </w:r>
@@ -15784,45 +15754,39 @@
           <w:rFonts w:ascii="Consolas" w:hAnsi="Consolas"/>
           <w:sz w:val="16"/>
         </w:rPr>
-        <w:t>&lt;svg xmlns="http://www.w3.org/2000/svg" width="760" height="360" viewBox="0 0 760 360" font-family="Inter, Arial, sans-serif"&gt;</w:t>
-        <w:br/>
-        <w:t>&lt;rect width="760" height="360" fill="#f8fafc"/&gt;</w:t>
-        <w:br/>
-        <w:t>&lt;text x="380" y="34" text-anchor="middle" font-size="20" font-weight="700" fill="#0f172a"&gt;RAG Architecture - Evaluation and Quality Assurance&lt;/text&gt;</w:t>
-        <w:br/>
-        <w:t>&lt;rect x="290" y="162" width="180" height="56" rx="12" fill="#0f172a"/&gt;</w:t>
-        <w:br/>
-        <w:t>&lt;text x="380" y="195" text-anchor="middle" font-size="14" font-weight="700" fill="#ffffff"&gt;Generative AI&lt;/text&gt;</w:t>
-        <w:br/>
-        <w:t>&lt;line x1="380" y1="190" x2="380" y2="70" stroke="#94a3b8" stroke-width="2"/&gt;</w:t>
-        <w:br/>
-        <w:t>&lt;rect x="308" y="48" width="144" height="44" rx="10" fill="#ffffff" stroke="#2563eb" stroke-width="2"/&gt;</w:t>
-        <w:br/>
-        <w:t>&lt;text x="380" y="74" text-anchor="middle" font-size="11" fill="#0f172a"&gt;Generative Modellin…&lt;/text&gt;</w:t>
-        <w:br/>
-        <w:t>&lt;line x1="380" y1="190" x2="617" y2="153" stroke="#94a3b8" stroke-width="2"/&gt;</w:t>
-        <w:br/>
-        <w:t>&lt;rect x="545" y="131" width="144" height="44" rx="10" fill="#ffffff" stroke="#7c3aed" stroke-width="2"/&gt;</w:t>
-        <w:br/>
-        <w:t>&lt;text x="617" y="157" text-anchor="middle" font-size="11" fill="#0f172a"&gt;Large Language Mode…&lt;/text&gt;</w:t>
-        <w:br/>
-        <w:t>&lt;line x1="380" y1="190" x2="526" y2="287" stroke="#94a3b8" stroke-width="2"/&gt;</w:t>
-        <w:br/>
-        <w:t>&lt;rect x="454" y="265" width="144" height="44" rx="10" fill="#ffffff" stroke="#0891b2" stroke-width="2"/&gt;</w:t>
-        <w:br/>
-        <w:t>&lt;text x="526" y="291" text-anchor="middle" font-size="11" fill="#0f172a"&gt;Diffusion Models fo…&lt;/text&gt;</w:t>
-        <w:br/>
-        <w:t>&lt;line x1="380" y1="190" x2="234" y2="287" stroke="#94a3b8" stroke-width="2"/&gt;</w:t>
-        <w:br/>
-        <w:t>&lt;rect x="162" y="265" width="144" height="44" rx="10" fill="#ffffff" stroke="#059669" stroke-width="2"/&gt;</w:t>
-        <w:br/>
-        <w:t>&lt;text x="234" y="291" text-anchor="middle" font-size="11" fill="#0f172a"&gt;Multimodal Generati…&lt;/text&gt;</w:t>
-        <w:br/>
-        <w:t>&lt;line x1="380" y1="190" x2="143" y2="153" stroke="#94a3b8" stroke-width="2"/&gt;</w:t>
-        <w:br/>
-        <w:t>&lt;rect x="71" y="131" width="144" height="44" rx="10" fill="#ffffff" stroke="#d97706" stroke-width="2"/&gt;</w:t>
-        <w:br/>
-        <w:t>&lt;text x="143" y="157" text-anchor="middle" font-size="11" fill="#0f172a"&gt;Grounding with Ente…&lt;/text&gt;</w:t>
+        <w:t>&lt;svg xmlns="http://www.w3.org/2000/svg" width="760" height="380" viewBox="0 0 760 380" font-family="Inter, Segoe UI, Arial, sans-serif"&gt;</w:t>
+        <w:br/>
+        <w:t>&lt;defs&gt;&lt;marker id="arrow" markerWidth="10" markerHeight="10" refX="8" refY="3" orient="auto" markerUnits="strokeWidth"&gt;&lt;path d="M0,0 L8,3 L0,6 z" fill="#94a3b8"/&gt;&lt;/marker&gt;&lt;marker id="arrowA" markerWidth="10" markerHeight="10" refX="8" refY="3" orient="auto" markerUnits="strokeWidth"&gt;&lt;path d="M0,0 L8,3 L0,6 z" fill="#4338ca"/&gt;&lt;/marker&gt;&lt;/defs&gt;</w:t>
+        <w:br/>
+        <w:t>&lt;rect width="760" height="380" rx="12" fill="#f8fafc"/&gt;</w:t>
+        <w:br/>
+        <w:t>&lt;text x="380" y="30" text-anchor="middle" font-size="17" font-weight="700" fill="#0f172a"&gt;RAG Architecture - Evaluation and Quality Assurance&lt;/text&gt;</w:t>
+        <w:br/>
+        <w:t>&lt;rect x="40.0" y="166.0" width="104" height="60" rx="10" fill="#ffffff" stroke="#4338ca" stroke-width="2"/&gt;&lt;text x="92.0" y="200.08" text-anchor="middle" font-size="12" font-weight="600" fill="#0f172a"&gt;Query&lt;/text&gt;</w:t>
+        <w:br/>
+        <w:t>&lt;rect x="155.2" y="166.0" width="104" height="60" rx="10" fill="#ffffff" stroke="#7c3aed" stroke-width="2"/&gt;&lt;text x="207.2" y="200.08" text-anchor="middle" font-size="12" font-weight="600" fill="#0f172a"&gt;Embed&lt;/text&gt;</w:t>
+        <w:br/>
+        <w:t>&lt;line x1="144.0" y1="196.0" x2="155.2" y2="196.0" stroke="#4338ca" stroke-width="2" marker-end="url(#arrowA)"/&gt;</w:t>
+        <w:br/>
+        <w:t>&lt;rect x="270.4" y="166.0" width="104" height="60" rx="10" fill="#ffffff" stroke="#0891b2" stroke-width="2"/&gt;&lt;text x="322.4" y="200.08" text-anchor="middle" font-size="12" font-weight="600" fill="#0f172a"&gt;Retrieve&lt;/text&gt;</w:t>
+        <w:br/>
+        <w:t>&lt;line x1="259.2" y1="196.0" x2="270.4" y2="196.0" stroke="#4338ca" stroke-width="2" marker-end="url(#arrowA)"/&gt;</w:t>
+        <w:br/>
+        <w:t>&lt;rect x="385.6" y="166.0" width="104" height="60" rx="10" fill="#ffffff" stroke="#059669" stroke-width="2"/&gt;&lt;text x="437.6" y="200.08" text-anchor="middle" font-size="12" font-weight="600" fill="#0f172a"&gt;Re-rank&lt;/text&gt;</w:t>
+        <w:br/>
+        <w:t>&lt;line x1="374.4" y1="196.0" x2="385.6" y2="196.0" stroke="#4338ca" stroke-width="2" marker-end="url(#arrowA)"/&gt;</w:t>
+        <w:br/>
+        <w:t>&lt;rect x="500.8" y="166.0" width="104" height="60" rx="10" fill="#ffffff" stroke="#d97706" stroke-width="2"/&gt;&lt;text x="552.8" y="200.08" text-anchor="middle" font-size="12" font-weight="600" fill="#0f172a"&gt;Generate&lt;/text&gt;</w:t>
+        <w:br/>
+        <w:t>&lt;line x1="489.6" y1="196.0" x2="500.8" y2="196.0" stroke="#4338ca" stroke-width="2" marker-end="url(#arrowA)"/&gt;</w:t>
+        <w:br/>
+        <w:t>&lt;rect x="616.0" y="166.0" width="104" height="60" rx="10" fill="#ffffff" stroke="#dc2626" stroke-width="2"/&gt;&lt;text x="668.0" y="200.08" text-anchor="middle" font-size="12" font-weight="600" fill="#0f172a"&gt;Answer&lt;/text&gt;</w:t>
+        <w:br/>
+        <w:t>&lt;line x1="604.8" y1="196.0" x2="616.0" y2="196.0" stroke="#4338ca" stroke-width="2" marker-end="url(#arrowA)"/&gt;</w:t>
+        <w:br/>
+        <w:t>&lt;path d="M668.0,226.0 q0,46 -288.0,46 q-288.0,0 -288.0,-46" fill="none" stroke="#cbd5e1" stroke-width="1.6" stroke-dasharray="5 4" marker-end="url(#arrow)"/&gt;</w:t>
+        <w:br/>
+        <w:t>&lt;text x="380.0" y="288.0" text-anchor="middle" font-size="9.5" fill="#94a3b8"&gt;feedback / monitoring loop&lt;/text&gt;</w:t>
         <w:br/>
         <w:t>&lt;/svg&gt;</w:t>
       </w:r>
@@ -19254,45 +19218,39 @@
           <w:rFonts w:ascii="Consolas" w:hAnsi="Consolas"/>
           <w:sz w:val="16"/>
         </w:rPr>
-        <w:t>&lt;svg xmlns="http://www.w3.org/2000/svg" width="760" height="360" viewBox="0 0 760 360" font-family="Inter, Arial, sans-serif"&gt;</w:t>
-        <w:br/>
-        <w:t>&lt;rect width="760" height="360" fill="#f8fafc"/&gt;</w:t>
-        <w:br/>
-        <w:t>&lt;text x="380" y="34" text-anchor="middle" font-size="20" font-weight="700" fill="#0f172a"&gt;Business Process - Trends and Research Directions&lt;/text&gt;</w:t>
-        <w:br/>
-        <w:t>&lt;rect x="290" y="162" width="180" height="56" rx="12" fill="#0f172a"/&gt;</w:t>
-        <w:br/>
-        <w:t>&lt;text x="380" y="195" text-anchor="middle" font-size="14" font-weight="700" fill="#ffffff"&gt;Generative AI&lt;/text&gt;</w:t>
-        <w:br/>
-        <w:t>&lt;line x1="380" y1="190" x2="380" y2="70" stroke="#94a3b8" stroke-width="2"/&gt;</w:t>
-        <w:br/>
-        <w:t>&lt;rect x="308" y="48" width="144" height="44" rx="10" fill="#ffffff" stroke="#2563eb" stroke-width="2"/&gt;</w:t>
-        <w:br/>
-        <w:t>&lt;text x="380" y="74" text-anchor="middle" font-size="11" fill="#0f172a"&gt;Generative Modellin…&lt;/text&gt;</w:t>
-        <w:br/>
-        <w:t>&lt;line x1="380" y1="190" x2="617" y2="153" stroke="#94a3b8" stroke-width="2"/&gt;</w:t>
-        <w:br/>
-        <w:t>&lt;rect x="545" y="131" width="144" height="44" rx="10" fill="#ffffff" stroke="#7c3aed" stroke-width="2"/&gt;</w:t>
-        <w:br/>
-        <w:t>&lt;text x="617" y="157" text-anchor="middle" font-size="11" fill="#0f172a"&gt;Large Language Mode…&lt;/text&gt;</w:t>
-        <w:br/>
-        <w:t>&lt;line x1="380" y1="190" x2="526" y2="287" stroke="#94a3b8" stroke-width="2"/&gt;</w:t>
-        <w:br/>
-        <w:t>&lt;rect x="454" y="265" width="144" height="44" rx="10" fill="#ffffff" stroke="#0891b2" stroke-width="2"/&gt;</w:t>
-        <w:br/>
-        <w:t>&lt;text x="526" y="291" text-anchor="middle" font-size="11" fill="#0f172a"&gt;Diffusion Models fo…&lt;/text&gt;</w:t>
-        <w:br/>
-        <w:t>&lt;line x1="380" y1="190" x2="234" y2="287" stroke="#94a3b8" stroke-width="2"/&gt;</w:t>
-        <w:br/>
-        <w:t>&lt;rect x="162" y="265" width="144" height="44" rx="10" fill="#ffffff" stroke="#059669" stroke-width="2"/&gt;</w:t>
-        <w:br/>
-        <w:t>&lt;text x="234" y="291" text-anchor="middle" font-size="11" fill="#0f172a"&gt;Multimodal Generati…&lt;/text&gt;</w:t>
-        <w:br/>
-        <w:t>&lt;line x1="380" y1="190" x2="143" y2="153" stroke="#94a3b8" stroke-width="2"/&gt;</w:t>
-        <w:br/>
-        <w:t>&lt;rect x="71" y="131" width="144" height="44" rx="10" fill="#ffffff" stroke="#d97706" stroke-width="2"/&gt;</w:t>
-        <w:br/>
-        <w:t>&lt;text x="143" y="157" text-anchor="middle" font-size="11" fill="#0f172a"&gt;Grounding with Ente…&lt;/text&gt;</w:t>
+        <w:t>&lt;svg xmlns="http://www.w3.org/2000/svg" width="760" height="380" viewBox="0 0 760 380" font-family="Inter, Segoe UI, Arial, sans-serif"&gt;</w:t>
+        <w:br/>
+        <w:t>&lt;defs&gt;&lt;marker id="arrow" markerWidth="10" markerHeight="10" refX="8" refY="3" orient="auto" markerUnits="strokeWidth"&gt;&lt;path d="M0,0 L8,3 L0,6 z" fill="#94a3b8"/&gt;&lt;/marker&gt;&lt;marker id="arrowA" markerWidth="10" markerHeight="10" refX="8" refY="3" orient="auto" markerUnits="strokeWidth"&gt;&lt;path d="M0,0 L8,3 L0,6 z" fill="#4338ca"/&gt;&lt;/marker&gt;&lt;/defs&gt;</w:t>
+        <w:br/>
+        <w:t>&lt;rect width="760" height="380" rx="12" fill="#f8fafc"/&gt;</w:t>
+        <w:br/>
+        <w:t>&lt;text x="380" y="30" text-anchor="middle" font-size="17" font-weight="700" fill="#0f172a"&gt;Business Process - Trends and Research Directions&lt;/text&gt;</w:t>
+        <w:br/>
+        <w:t>&lt;rect x="40.0" y="166.0" width="104" height="60" rx="10" fill="#ffffff" stroke="#4338ca" stroke-width="2"/&gt;&lt;text x="92.0" y="200.08" text-anchor="middle" font-size="12" font-weight="600" fill="#0f172a"&gt;Intake&lt;/text&gt;</w:t>
+        <w:br/>
+        <w:t>&lt;rect x="155.2" y="166.0" width="104" height="60" rx="10" fill="#ffffff" stroke="#7c3aed" stroke-width="2"/&gt;&lt;text x="207.2" y="200.08" text-anchor="middle" font-size="12" font-weight="600" fill="#0f172a"&gt;Assess&lt;/text&gt;</w:t>
+        <w:br/>
+        <w:t>&lt;line x1="144.0" y1="196.0" x2="155.2" y2="196.0" stroke="#4338ca" stroke-width="2" marker-end="url(#arrowA)"/&gt;</w:t>
+        <w:br/>
+        <w:t>&lt;rect x="270.4" y="166.0" width="104" height="60" rx="10" fill="#ffffff" stroke="#0891b2" stroke-width="2"/&gt;&lt;text x="322.4" y="200.08" text-anchor="middle" font-size="12" font-weight="600" fill="#0f172a"&gt;Decide&lt;/text&gt;</w:t>
+        <w:br/>
+        <w:t>&lt;line x1="259.2" y1="196.0" x2="270.4" y2="196.0" stroke="#4338ca" stroke-width="2" marker-end="url(#arrowA)"/&gt;</w:t>
+        <w:br/>
+        <w:t>&lt;rect x="385.6" y="166.0" width="104" height="60" rx="10" fill="#ffffff" stroke="#059669" stroke-width="2"/&gt;&lt;text x="437.6" y="200.08" text-anchor="middle" font-size="12" font-weight="600" fill="#0f172a"&gt;Execute&lt;/text&gt;</w:t>
+        <w:br/>
+        <w:t>&lt;line x1="374.4" y1="196.0" x2="385.6" y2="196.0" stroke="#4338ca" stroke-width="2" marker-end="url(#arrowA)"/&gt;</w:t>
+        <w:br/>
+        <w:t>&lt;rect x="500.8" y="166.0" width="104" height="60" rx="10" fill="#ffffff" stroke="#d97706" stroke-width="2"/&gt;&lt;text x="552.8" y="200.08" text-anchor="middle" font-size="12" font-weight="600" fill="#0f172a"&gt;Review&lt;/text&gt;</w:t>
+        <w:br/>
+        <w:t>&lt;line x1="489.6" y1="196.0" x2="500.8" y2="196.0" stroke="#4338ca" stroke-width="2" marker-end="url(#arrowA)"/&gt;</w:t>
+        <w:br/>
+        <w:t>&lt;rect x="616.0" y="166.0" width="104" height="60" rx="10" fill="#ffffff" stroke="#dc2626" stroke-width="2"/&gt;&lt;text x="668.0" y="200.08" text-anchor="middle" font-size="12" font-weight="600" fill="#0f172a"&gt;Close&lt;/text&gt;</w:t>
+        <w:br/>
+        <w:t>&lt;line x1="604.8" y1="196.0" x2="616.0" y2="196.0" stroke="#4338ca" stroke-width="2" marker-end="url(#arrowA)"/&gt;</w:t>
+        <w:br/>
+        <w:t>&lt;path d="M668.0,226.0 q0,46 -288.0,46 q-288.0,0 -288.0,-46" fill="none" stroke="#cbd5e1" stroke-width="1.6" stroke-dasharray="5 4" marker-end="url(#arrow)"/&gt;</w:t>
+        <w:br/>
+        <w:t>&lt;text x="380.0" y="288.0" text-anchor="middle" font-size="9.5" fill="#94a3b8"&gt;feedback / monitoring loop&lt;/text&gt;</w:t>
         <w:br/>
         <w:t>&lt;/svg&gt;</w:t>
       </w:r>
@@ -20097,45 +20055,41 @@
           <w:rFonts w:ascii="Consolas" w:hAnsi="Consolas"/>
           <w:sz w:val="16"/>
         </w:rPr>
-        <w:t>&lt;svg xmlns="http://www.w3.org/2000/svg" width="760" height="360" viewBox="0 0 760 360" font-family="Inter, Arial, sans-serif"&gt;</w:t>
-        <w:br/>
-        <w:t>&lt;rect width="760" height="360" fill="#f8fafc"/&gt;</w:t>
-        <w:br/>
-        <w:t>&lt;text x="380" y="34" text-anchor="middle" font-size="20" font-weight="700" fill="#0f172a"&gt;Knowledge Graph - Capstone Project&lt;/text&gt;</w:t>
-        <w:br/>
-        <w:t>&lt;rect x="290" y="162" width="180" height="56" rx="12" fill="#0f172a"/&gt;</w:t>
-        <w:br/>
-        <w:t>&lt;text x="380" y="195" text-anchor="middle" font-size="14" font-weight="700" fill="#ffffff"&gt;Generative AI&lt;/text&gt;</w:t>
-        <w:br/>
-        <w:t>&lt;line x1="380" y1="190" x2="380" y2="70" stroke="#94a3b8" stroke-width="2"/&gt;</w:t>
-        <w:br/>
-        <w:t>&lt;rect x="308" y="48" width="144" height="44" rx="10" fill="#ffffff" stroke="#2563eb" stroke-width="2"/&gt;</w:t>
-        <w:br/>
-        <w:t>&lt;text x="380" y="74" text-anchor="middle" font-size="11" fill="#0f172a"&gt;Generative Modellin…&lt;/text&gt;</w:t>
-        <w:br/>
-        <w:t>&lt;line x1="380" y1="190" x2="617" y2="153" stroke="#94a3b8" stroke-width="2"/&gt;</w:t>
-        <w:br/>
-        <w:t>&lt;rect x="545" y="131" width="144" height="44" rx="10" fill="#ffffff" stroke="#7c3aed" stroke-width="2"/&gt;</w:t>
-        <w:br/>
-        <w:t>&lt;text x="617" y="157" text-anchor="middle" font-size="11" fill="#0f172a"&gt;Large Language Mode…&lt;/text&gt;</w:t>
-        <w:br/>
-        <w:t>&lt;line x1="380" y1="190" x2="526" y2="287" stroke="#94a3b8" stroke-width="2"/&gt;</w:t>
-        <w:br/>
-        <w:t>&lt;rect x="454" y="265" width="144" height="44" rx="10" fill="#ffffff" stroke="#0891b2" stroke-width="2"/&gt;</w:t>
-        <w:br/>
-        <w:t>&lt;text x="526" y="291" text-anchor="middle" font-size="11" fill="#0f172a"&gt;Diffusion Models fo…&lt;/text&gt;</w:t>
-        <w:br/>
-        <w:t>&lt;line x1="380" y1="190" x2="234" y2="287" stroke="#94a3b8" stroke-width="2"/&gt;</w:t>
-        <w:br/>
-        <w:t>&lt;rect x="162" y="265" width="144" height="44" rx="10" fill="#ffffff" stroke="#059669" stroke-width="2"/&gt;</w:t>
-        <w:br/>
-        <w:t>&lt;text x="234" y="291" text-anchor="middle" font-size="11" fill="#0f172a"&gt;Multimodal Generati…&lt;/text&gt;</w:t>
-        <w:br/>
-        <w:t>&lt;line x1="380" y1="190" x2="143" y2="153" stroke="#94a3b8" stroke-width="2"/&gt;</w:t>
-        <w:br/>
-        <w:t>&lt;rect x="71" y="131" width="144" height="44" rx="10" fill="#ffffff" stroke="#d97706" stroke-width="2"/&gt;</w:t>
-        <w:br/>
-        <w:t>&lt;text x="143" y="157" text-anchor="middle" font-size="11" fill="#0f172a"&gt;Grounding with Ente…&lt;/text&gt;</w:t>
+        <w:t>&lt;svg xmlns="http://www.w3.org/2000/svg" width="760" height="380" viewBox="0 0 760 380" font-family="Inter, Segoe UI, Arial, sans-serif"&gt;</w:t>
+        <w:br/>
+        <w:t>&lt;defs&gt;&lt;marker id="arrow" markerWidth="10" markerHeight="10" refX="8" refY="3" orient="auto" markerUnits="strokeWidth"&gt;&lt;path d="M0,0 L8,3 L0,6 z" fill="#94a3b8"/&gt;&lt;/marker&gt;&lt;marker id="arrowA" markerWidth="10" markerHeight="10" refX="8" refY="3" orient="auto" markerUnits="strokeWidth"&gt;&lt;path d="M0,0 L8,3 L0,6 z" fill="#4338ca"/&gt;&lt;/marker&gt;&lt;/defs&gt;</w:t>
+        <w:br/>
+        <w:t>&lt;rect width="760" height="380" rx="12" fill="#f8fafc"/&gt;</w:t>
+        <w:br/>
+        <w:t>&lt;text x="380" y="30" text-anchor="middle" font-size="17" font-weight="700" fill="#0f172a"&gt;Knowledge Graph - Capstone Project&lt;/text&gt;</w:t>
+        <w:br/>
+        <w:t>&lt;circle cx="380.0" cy="198.0" r="46" fill="#0f172a"/&gt;</w:t>
+        <w:br/>
+        <w:t>&lt;text x="380.0" y="202.0" text-anchor="middle" font-size="12" font-weight="700" fill="#ffffff"&gt;Generative AI&lt;/text&gt;</w:t>
+        <w:br/>
+        <w:t>&lt;line x1="380.0" y1="152.0" x2="380.0" y2="92.0" stroke="#94a3b8" stroke-width="2" marker-end="url(#arrow)"/&gt;</w:t>
+        <w:br/>
+        <w:t>&lt;rect x="306.0" y="58.0" width="148" height="44" rx="10" fill="#ffffff" stroke="#4338ca" stroke-width="2"/&gt;&lt;text x="380.0" y="83.74" text-anchor="middle" font-size="11" font-weight="600" fill="#0f172a"&gt;Generative Modelling Fo…&lt;/text&gt;</w:t>
+        <w:br/>
+        <w:t>&lt;line x1="419.83716857408416" y1="175.0" x2="575.7217412552832" y2="145.0" stroke="#94a3b8" stroke-width="2" marker-end="url(#arrow)"/&gt;</w:t>
+        <w:br/>
+        <w:t>&lt;rect x="522.5063509461097" y="117.0" width="148" height="44" rx="10" fill="#ffffff" stroke="#7c3aed" stroke-width="2"/&gt;&lt;text x="596.5063509461097" y="142.74" text-anchor="middle" font-size="11" font-weight="600" fill="#0f172a"&gt;Large Language Models a…&lt;/text&gt;</w:t>
+        <w:br/>
+        <w:t>&lt;line x1="419.83716857408416" y1="221.0" x2="575.7217412552832" y2="251.0" stroke="#94a3b8" stroke-width="2" marker-end="url(#arrow)"/&gt;</w:t>
+        <w:br/>
+        <w:t>&lt;rect x="522.5063509461097" y="235.0" width="148" height="44" rx="10" fill="#ffffff" stroke="#0891b2" stroke-width="2"/&gt;&lt;text x="596.5063509461097" y="260.74" text-anchor="middle" font-size="11" font-weight="600" fill="#0f172a"&gt;Diffusion Models for Im…&lt;/text&gt;</w:t>
+        <w:br/>
+        <w:t>&lt;line x1="380.0" y1="244.0" x2="380.0" y2="304.0" stroke="#94a3b8" stroke-width="2" marker-end="url(#arrow)"/&gt;</w:t>
+        <w:br/>
+        <w:t>&lt;rect x="306.0" y="294.0" width="148" height="44" rx="10" fill="#ffffff" stroke="#059669" stroke-width="2"/&gt;&lt;text x="380.0" y="319.74" text-anchor="middle" font-size="11" font-weight="600" fill="#0f172a"&gt;Multimodal Generation&lt;/text&gt;</w:t>
+        <w:br/>
+        <w:t>&lt;line x1="340.16283142591584" y1="221.0" x2="184.2782587447169" y2="251.00000000000006" stroke="#94a3b8" stroke-width="2" marker-end="url(#arrow)"/&gt;</w:t>
+        <w:br/>
+        <w:t>&lt;rect x="89.49364905389038" y="235.00000000000006" width="148" height="44" rx="10" fill="#ffffff" stroke="#d97706" stroke-width="2"/&gt;&lt;text x="163.49364905389038" y="260.74000000000007" text-anchor="middle" font-size="11" font-weight="600" fill="#0f172a"&gt;Grounding with Enterpri…&lt;/text&gt;</w:t>
+        <w:br/>
+        <w:t>&lt;line x1="340.16283142591584" y1="175.0" x2="184.27825874471688" y2="145.0" stroke="#94a3b8" stroke-width="2" marker-end="url(#arrow)"/&gt;</w:t>
+        <w:br/>
+        <w:t>&lt;rect x="89.49364905389035" y="117.0" width="148" height="44" rx="10" fill="#ffffff" stroke="#dc2626" stroke-width="2"/&gt;&lt;text x="163.49364905389035" y="142.74" text-anchor="middle" font-size="11" font-weight="600" fill="#0f172a"&gt;Controllability and Str…&lt;/text&gt;</w:t>
         <w:br/>
         <w:t>&lt;/svg&gt;</w:t>
       </w:r>
@@ -20940,45 +20894,41 @@
           <w:rFonts w:ascii="Consolas" w:hAnsi="Consolas"/>
           <w:sz w:val="16"/>
         </w:rPr>
-        <w:t>&lt;svg xmlns="http://www.w3.org/2000/svg" width="760" height="360" viewBox="0 0 760 360" font-family="Inter, Arial, sans-serif"&gt;</w:t>
-        <w:br/>
-        <w:t>&lt;rect width="760" height="360" fill="#f8fafc"/&gt;</w:t>
-        <w:br/>
-        <w:t>&lt;text x="380" y="34" text-anchor="middle" font-size="20" font-weight="700" fill="#0f172a"&gt;Knowledge Graph - Certification Preparation and Review&lt;/text&gt;</w:t>
-        <w:br/>
-        <w:t>&lt;rect x="290" y="162" width="180" height="56" rx="12" fill="#0f172a"/&gt;</w:t>
-        <w:br/>
-        <w:t>&lt;text x="380" y="195" text-anchor="middle" font-size="14" font-weight="700" fill="#ffffff"&gt;Generative AI&lt;/text&gt;</w:t>
-        <w:br/>
-        <w:t>&lt;line x1="380" y1="190" x2="380" y2="70" stroke="#94a3b8" stroke-width="2"/&gt;</w:t>
-        <w:br/>
-        <w:t>&lt;rect x="308" y="48" width="144" height="44" rx="10" fill="#ffffff" stroke="#2563eb" stroke-width="2"/&gt;</w:t>
-        <w:br/>
-        <w:t>&lt;text x="380" y="74" text-anchor="middle" font-size="11" fill="#0f172a"&gt;Generative Modellin…&lt;/text&gt;</w:t>
-        <w:br/>
-        <w:t>&lt;line x1="380" y1="190" x2="617" y2="153" stroke="#94a3b8" stroke-width="2"/&gt;</w:t>
-        <w:br/>
-        <w:t>&lt;rect x="545" y="131" width="144" height="44" rx="10" fill="#ffffff" stroke="#7c3aed" stroke-width="2"/&gt;</w:t>
-        <w:br/>
-        <w:t>&lt;text x="617" y="157" text-anchor="middle" font-size="11" fill="#0f172a"&gt;Large Language Mode…&lt;/text&gt;</w:t>
-        <w:br/>
-        <w:t>&lt;line x1="380" y1="190" x2="526" y2="287" stroke="#94a3b8" stroke-width="2"/&gt;</w:t>
-        <w:br/>
-        <w:t>&lt;rect x="454" y="265" width="144" height="44" rx="10" fill="#ffffff" stroke="#0891b2" stroke-width="2"/&gt;</w:t>
-        <w:br/>
-        <w:t>&lt;text x="526" y="291" text-anchor="middle" font-size="11" fill="#0f172a"&gt;Diffusion Models fo…&lt;/text&gt;</w:t>
-        <w:br/>
-        <w:t>&lt;line x1="380" y1="190" x2="234" y2="287" stroke="#94a3b8" stroke-width="2"/&gt;</w:t>
-        <w:br/>
-        <w:t>&lt;rect x="162" y="265" width="144" height="44" rx="10" fill="#ffffff" stroke="#059669" stroke-width="2"/&gt;</w:t>
-        <w:br/>
-        <w:t>&lt;text x="234" y="291" text-anchor="middle" font-size="11" fill="#0f172a"&gt;Multimodal Generati…&lt;/text&gt;</w:t>
-        <w:br/>
-        <w:t>&lt;line x1="380" y1="190" x2="143" y2="153" stroke="#94a3b8" stroke-width="2"/&gt;</w:t>
-        <w:br/>
-        <w:t>&lt;rect x="71" y="131" width="144" height="44" rx="10" fill="#ffffff" stroke="#d97706" stroke-width="2"/&gt;</w:t>
-        <w:br/>
-        <w:t>&lt;text x="143" y="157" text-anchor="middle" font-size="11" fill="#0f172a"&gt;Grounding with Ente…&lt;/text&gt;</w:t>
+        <w:t>&lt;svg xmlns="http://www.w3.org/2000/svg" width="760" height="380" viewBox="0 0 760 380" font-family="Inter, Segoe UI, Arial, sans-serif"&gt;</w:t>
+        <w:br/>
+        <w:t>&lt;defs&gt;&lt;marker id="arrow" markerWidth="10" markerHeight="10" refX="8" refY="3" orient="auto" markerUnits="strokeWidth"&gt;&lt;path d="M0,0 L8,3 L0,6 z" fill="#94a3b8"/&gt;&lt;/marker&gt;&lt;marker id="arrowA" markerWidth="10" markerHeight="10" refX="8" refY="3" orient="auto" markerUnits="strokeWidth"&gt;&lt;path d="M0,0 L8,3 L0,6 z" fill="#4338ca"/&gt;&lt;/marker&gt;&lt;/defs&gt;</w:t>
+        <w:br/>
+        <w:t>&lt;rect width="760" height="380" rx="12" fill="#f8fafc"/&gt;</w:t>
+        <w:br/>
+        <w:t>&lt;text x="380" y="30" text-anchor="middle" font-size="17" font-weight="700" fill="#0f172a"&gt;Knowledge Graph - Certification Preparation and Review&lt;/text&gt;</w:t>
+        <w:br/>
+        <w:t>&lt;circle cx="380.0" cy="198.0" r="46" fill="#0f172a"/&gt;</w:t>
+        <w:br/>
+        <w:t>&lt;text x="380.0" y="202.0" text-anchor="middle" font-size="12" font-weight="700" fill="#ffffff"&gt;Generative AI&lt;/text&gt;</w:t>
+        <w:br/>
+        <w:t>&lt;line x1="380.0" y1="152.0" x2="380.0" y2="92.0" stroke="#94a3b8" stroke-width="2" marker-end="url(#arrow)"/&gt;</w:t>
+        <w:br/>
+        <w:t>&lt;rect x="306.0" y="58.0" width="148" height="44" rx="10" fill="#ffffff" stroke="#4338ca" stroke-width="2"/&gt;&lt;text x="380.0" y="83.74" text-anchor="middle" font-size="11" font-weight="600" fill="#0f172a"&gt;Generative Modelling Fo…&lt;/text&gt;</w:t>
+        <w:br/>
+        <w:t>&lt;line x1="419.83716857408416" y1="175.0" x2="575.7217412552832" y2="145.0" stroke="#94a3b8" stroke-width="2" marker-end="url(#arrow)"/&gt;</w:t>
+        <w:br/>
+        <w:t>&lt;rect x="522.5063509461097" y="117.0" width="148" height="44" rx="10" fill="#ffffff" stroke="#7c3aed" stroke-width="2"/&gt;&lt;text x="596.5063509461097" y="142.74" text-anchor="middle" font-size="11" font-weight="600" fill="#0f172a"&gt;Large Language Models a…&lt;/text&gt;</w:t>
+        <w:br/>
+        <w:t>&lt;line x1="419.83716857408416" y1="221.0" x2="575.7217412552832" y2="251.0" stroke="#94a3b8" stroke-width="2" marker-end="url(#arrow)"/&gt;</w:t>
+        <w:br/>
+        <w:t>&lt;rect x="522.5063509461097" y="235.0" width="148" height="44" rx="10" fill="#ffffff" stroke="#0891b2" stroke-width="2"/&gt;&lt;text x="596.5063509461097" y="260.74" text-anchor="middle" font-size="11" font-weight="600" fill="#0f172a"&gt;Diffusion Models for Im…&lt;/text&gt;</w:t>
+        <w:br/>
+        <w:t>&lt;line x1="380.0" y1="244.0" x2="380.0" y2="304.0" stroke="#94a3b8" stroke-width="2" marker-end="url(#arrow)"/&gt;</w:t>
+        <w:br/>
+        <w:t>&lt;rect x="306.0" y="294.0" width="148" height="44" rx="10" fill="#ffffff" stroke="#059669" stroke-width="2"/&gt;&lt;text x="380.0" y="319.74" text-anchor="middle" font-size="11" font-weight="600" fill="#0f172a"&gt;Multimodal Generation&lt;/text&gt;</w:t>
+        <w:br/>
+        <w:t>&lt;line x1="340.16283142591584" y1="221.0" x2="184.2782587447169" y2="251.00000000000006" stroke="#94a3b8" stroke-width="2" marker-end="url(#arrow)"/&gt;</w:t>
+        <w:br/>
+        <w:t>&lt;rect x="89.49364905389038" y="235.00000000000006" width="148" height="44" rx="10" fill="#ffffff" stroke="#d97706" stroke-width="2"/&gt;&lt;text x="163.49364905389038" y="260.74000000000007" text-anchor="middle" font-size="11" font-weight="600" fill="#0f172a"&gt;Grounding with Enterpri…&lt;/text&gt;</w:t>
+        <w:br/>
+        <w:t>&lt;line x1="340.16283142591584" y1="175.0" x2="184.27825874471688" y2="145.0" stroke="#94a3b8" stroke-width="2" marker-end="url(#arrow)"/&gt;</w:t>
+        <w:br/>
+        <w:t>&lt;rect x="89.49364905389035" y="117.0" width="148" height="44" rx="10" fill="#ffffff" stroke="#dc2626" stroke-width="2"/&gt;&lt;text x="163.49364905389035" y="142.74" text-anchor="middle" font-size="11" font-weight="600" fill="#0f172a"&gt;Controllability and Str…&lt;/text&gt;</w:t>
         <w:br/>
         <w:t>&lt;/svg&gt;</w:t>
       </w:r>

--- a/content/generative-ai/generative-ai-foundations/generative-ai-foundations.docx
+++ b/content/generative-ai/generative-ai-foundations/generative-ai-foundations.docx
@@ -2164,7 +2164,7 @@
           <w:rFonts w:ascii="Consolas" w:hAnsi="Consolas"/>
           <w:sz w:val="16"/>
         </w:rPr>
-        <w:t>&lt;svg xmlns="http://www.w3.org/2000/svg" width="840" height="460" data-tpl="cycle" data-pal="4-2" viewBox="0 0 840 460" font-family="Inter, Segoe UI, Arial, sans-serif"&gt;&lt;defs&gt;&lt;marker id="ar" markerWidth="9" markerHeight="9" refX="7" refY="3" orient="auto"&gt;&lt;path d="M0,0 L7,3 L0,6 z" fill="#94a3b8"/&gt;&lt;/marker&gt;&lt;marker id="arw" markerWidth="9" markerHeight="9" refX="7" refY="3" orient="auto"&gt;&lt;path d="M0,0 L7,3 L0,6 z" fill="#ffffff"/&gt;&lt;/marker&gt;&lt;filter id="sh" x="-20%" y="-20%" width="140%" height="140%"&gt;&lt;feDropShadow dx="0" dy="2" stdDeviation="3" flood-color="#0f172a" flood-opacity="0.16"/&gt;&lt;/filter&gt;&lt;/defs&gt;&lt;defs&gt;&lt;linearGradient id="bn9fd5c44" x1="0" y1="0" x2="1" y2="0"&gt;&lt;stop offset="0" stop-color="#e11d48"/&gt;&lt;stop offset="1" stop-color="#f43f5e"/&gt;&lt;/linearGradient&gt;&lt;/defs&gt;&lt;rect width="840" height="460" rx="14" fill="#ffffff"/&gt;&lt;rect x="0" y="0" width="840" height="48" rx="14" fill="url(#bn9fd5c44)"/&gt;&lt;rect x="0" y="32" width="840" height="16" fill="url(#bn9fd5c44)"/&gt;&lt;text x="420" y="25" text-anchor="middle" font-size="15" font-weight="700" fill="#ffffff" dominant-baseline="middle"&gt;Application Flow - Diffusion Models for Images and Audio&lt;/text&gt;&lt;rect x="348" y="86" width="144" height="44" rx="11" fill="#e11d48" filter="url(#sh)"/&gt;&lt;text x="420" y="108" text-anchor="middle" font-size="11" font-weight="600" fill="#ffffff" dominant-baseline="middle"&gt;Synthetic Data Generat…&lt;/text&gt;&lt;rect x="472" y="176" width="144" height="44" rx="11" fill="#f43f5e" filter="url(#sh)"/&gt;&lt;text x="544" y="198" text-anchor="middle" font-size="11" font-weight="600" fill="#ffffff" dominant-baseline="middle"&gt;Enterprise Use-Case Pa…&lt;/text&gt;&lt;rect x="424" y="321" width="144" height="44" rx="11" fill="#fb7185" filter="url(#sh)"/&gt;&lt;text x="496" y="343" text-anchor="middle" font-size="11" font-weight="600" fill="#ffffff" dominant-baseline="middle"&gt;Productionising Genera…&lt;/text&gt;&lt;rect x="272" y="321" width="144" height="44" rx="11" fill="#db2777" filter="url(#sh)"/&gt;&lt;text x="344" y="343" text-anchor="middle" font-size="11" font-weight="600" fill="#ffffff" dominant-baseline="middle"&gt;Governance and Intelle…&lt;/text&gt;&lt;rect x="224" y="176" width="144" height="44" rx="11" fill="#9f1239" filter="url(#sh)"/&gt;&lt;text x="296" y="198" text-anchor="middle" font-size="11" font-weight="600" fill="#ffffff" dominant-baseline="middle"&gt;The GenAI Reference Ar…&lt;/text&gt;&lt;path d="M461,147 A100,100 0 0 1 494,171" fill="none" stroke="#cbd5e1" stroke-width="2" marker-end="url(#ar)"/&gt;&lt;path d="M519,249 A100,100 0 0 1 507,288" fill="none" stroke="#cbd5e1" stroke-width="2" marker-end="url(#ar)"/&gt;&lt;path d="M441,336 A100,100 0 0 1 399,336" fill="none" stroke="#cbd5e1" stroke-width="2" marker-end="url(#ar)"/&gt;&lt;path d="M333,288 A100,100 0 0 1 321,249" fill="none" stroke="#cbd5e1" stroke-width="2" marker-end="url(#ar)"/&gt;&lt;path d="M346,171 A100,100 0 0 1 379,147" fill="none" stroke="#cbd5e1" stroke-width="2" marker-end="url(#ar)"/&gt;&lt;text x="420" y="238" text-anchor="middle" font-size="12" font-weight="600" fill="#64748b" dominant-baseline="middle"&gt;continuous&lt;/text&gt;&lt;text x="28" y="446" text-anchor="start" font-size="9.5" font-weight="500" fill="#64748b" dominant-baseline="middle"&gt;Generative AI  •  Application Flow&lt;/text&gt;&lt;/svg&gt;</w:t>
+        <w:t>&lt;svg xmlns="http://www.w3.org/2000/svg" width="840" height="460" data-tpl="cycle" data-pal="4-2" viewBox="0 0 840 460" font-family="Inter, Segoe UI, Arial, sans-serif"&gt;&lt;defs&gt;&lt;marker id="ar" markerWidth="9" markerHeight="9" refX="7" refY="3" orient="auto"&gt;&lt;path d="M0,0 L7,3 L0,6 z" fill="#94a3b8"/&gt;&lt;/marker&gt;&lt;marker id="arw" markerWidth="9" markerHeight="9" refX="7" refY="3" orient="auto"&gt;&lt;path d="M0,0 L7,3 L0,6 z" fill="#ffffff"/&gt;&lt;/marker&gt;&lt;filter id="sh" x="-20%" y="-20%" width="140%" height="140%"&gt;&lt;feDropShadow dx="0" dy="2" stdDeviation="3" flood-color="#0f172a" flood-opacity="0.16"/&gt;&lt;/filter&gt;&lt;/defs&gt;&lt;defs&gt;&lt;linearGradient id="bn9fd5c44" x1="0" y1="0" x2="1" y2="0"&gt;&lt;stop offset="0" stop-color="#e11d48"/&gt;&lt;stop offset="1" stop-color="#f43f5e"/&gt;&lt;/linearGradient&gt;&lt;/defs&gt;&lt;rect width="840" height="460" rx="14" fill="#ffffff"/&gt;&lt;rect x="0" y="0" width="840" height="48" rx="14" fill="url(#bn9fd5c44)"/&gt;&lt;rect x="0" y="32" width="840" height="16" fill="url(#bn9fd5c44)"/&gt;&lt;text x="420" y="25" text-anchor="middle" font-size="14.5" font-weight="700" fill="#ffffff" dominant-baseline="middle"&gt;Application Flow - Diffusion Models for Images and Audio&lt;/text&gt;&lt;rect x="348" y="86" width="144" height="44" rx="11" fill="#e11d48" filter="url(#sh)"/&gt;&lt;text x="420" y="108" text-anchor="middle" font-size="9.5" font-weight="600" fill="#ffffff" dominant-baseline="middle"&gt;Synthetic Data Generation&lt;/text&gt;&lt;rect x="472" y="176" width="144" height="44" rx="11" fill="#f43f5e" filter="url(#sh)"/&gt;&lt;text x="544" y="192" text-anchor="middle" font-size="9.5" font-weight="600" fill="#ffffff" dominant-baseline="middle"&gt;Enterprise Use-Case&lt;/text&gt;&lt;text x="544" y="203" text-anchor="middle" font-size="9.5" font-weight="600" fill="#ffffff" dominant-baseline="middle"&gt;Patterns&lt;/text&gt;&lt;rect x="424" y="321" width="144" height="44" rx="11" fill="#fb7185" filter="url(#sh)"/&gt;&lt;text x="496" y="338" text-anchor="middle" font-size="9.5" font-weight="600" fill="#ffffff" dominant-baseline="middle"&gt;Productionising Generative&lt;/text&gt;&lt;text x="496" y="349" text-anchor="middle" font-size="9.5" font-weight="600" fill="#ffffff" dominant-baseline="middle"&gt;Applications&lt;/text&gt;&lt;rect x="272" y="321" width="144" height="44" rx="11" fill="#db2777" filter="url(#sh)"/&gt;&lt;text x="344" y="338" text-anchor="middle" font-size="9.5" font-weight="600" fill="#ffffff" dominant-baseline="middle"&gt;Governance and&lt;/text&gt;&lt;text x="344" y="349" text-anchor="middle" font-size="9.5" font-weight="600" fill="#ffffff" dominant-baseline="middle"&gt;Intellectual Property&lt;/text&gt;&lt;rect x="224" y="176" width="144" height="44" rx="11" fill="#9f1239" filter="url(#sh)"/&gt;&lt;text x="296" y="192" text-anchor="middle" font-size="9.5" font-weight="600" fill="#ffffff" dominant-baseline="middle"&gt;The GenAI Reference&lt;/text&gt;&lt;text x="296" y="203" text-anchor="middle" font-size="9.5" font-weight="600" fill="#ffffff" dominant-baseline="middle"&gt;Architecture&lt;/text&gt;&lt;path d="M461,147 A100,100 0 0 1 494,171" fill="none" stroke="#cbd5e1" stroke-width="2" marker-end="url(#ar)"/&gt;&lt;path d="M519,249 A100,100 0 0 1 507,288" fill="none" stroke="#cbd5e1" stroke-width="2" marker-end="url(#ar)"/&gt;&lt;path d="M441,336 A100,100 0 0 1 399,336" fill="none" stroke="#cbd5e1" stroke-width="2" marker-end="url(#ar)"/&gt;&lt;path d="M333,288 A100,100 0 0 1 321,249" fill="none" stroke="#cbd5e1" stroke-width="2" marker-end="url(#ar)"/&gt;&lt;path d="M346,171 A100,100 0 0 1 379,147" fill="none" stroke="#cbd5e1" stroke-width="2" marker-end="url(#ar)"/&gt;&lt;text x="420" y="238" text-anchor="middle" font-size="12" font-weight="600" fill="#64748b" dominant-baseline="middle"&gt;continuous&lt;/text&gt;&lt;text x="28" y="446" text-anchor="start" font-size="9.5" font-weight="500" fill="#64748b" dominant-baseline="middle"&gt;Generative AI  •  Application Flow&lt;/text&gt;&lt;/svg&gt;</w:t>
       </w:r>
     </w:p>
     <w:p>
@@ -3006,7 +3006,7 @@
           <w:rFonts w:ascii="Consolas" w:hAnsi="Consolas"/>
           <w:sz w:val="16"/>
         </w:rPr>
-        <w:t>&lt;svg xmlns="http://www.w3.org/2000/svg" width="840" height="460" data-tpl="mindmap" data-pal="11-0" viewBox="0 0 840 460" font-family="Inter, Segoe UI, Arial, sans-serif"&gt;&lt;defs&gt;&lt;marker id="ar" markerWidth="9" markerHeight="9" refX="7" refY="3" orient="auto"&gt;&lt;path d="M0,0 L7,3 L0,6 z" fill="#94a3b8"/&gt;&lt;/marker&gt;&lt;marker id="arw" markerWidth="9" markerHeight="9" refX="7" refY="3" orient="auto"&gt;&lt;path d="M0,0 L7,3 L0,6 z" fill="#ffffff"/&gt;&lt;/marker&gt;&lt;filter id="sh" x="-20%" y="-20%" width="140%" height="140%"&gt;&lt;feDropShadow dx="0" dy="2" stdDeviation="3" flood-color="#0f172a" flood-opacity="0.16"/&gt;&lt;/filter&gt;&lt;/defs&gt;&lt;defs&gt;&lt;linearGradient id="bn9a0069a" x1="0" y1="0" x2="1" y2="0"&gt;&lt;stop offset="0" stop-color="#0f172a"/&gt;&lt;stop offset="1" stop-color="#1e40af"/&gt;&lt;/linearGradient&gt;&lt;/defs&gt;&lt;rect width="840" height="460" rx="14" fill="#ffffff"/&gt;&lt;rect x="0" y="0" width="840" height="48" rx="14" fill="url(#bn9a0069a)"/&gt;&lt;rect x="0" y="32" width="840" height="16" fill="url(#bn9a0069a)"/&gt;&lt;text x="420" y="25" text-anchor="middle" font-size="15" font-weight="700" fill="#ffffff" dominant-baseline="middle"&gt;Knowledge Graph - Multimodal Generation&lt;/text&gt;&lt;rect x="330" y="210" width="180" height="52" rx="11" fill="#0f172a" filter="url(#sh)"/&gt;&lt;text x="420" y="236" text-anchor="middle" font-size="13" font-weight="600" fill="#ffffff" dominant-baseline="middle"&gt;Generative AI&lt;/text&gt;&lt;path d="M330,236 C250,236 250,126 248,126" fill="none" stroke="#cbd5e1" stroke-width="2"/&gt;&lt;rect x="92" y="104" width="156" height="44" rx="11" fill="#0f172a" filter="url(#sh)"/&gt;&lt;text x="170" y="126" text-anchor="middle" font-size="11" font-weight="600" fill="#ffffff" dominant-baseline="middle"&gt;Synthetic Data Generation&lt;/text&gt;&lt;path d="M330,236 C250,236 250,236 248,236" fill="none" stroke="#cbd5e1" stroke-width="2"/&gt;&lt;rect x="92" y="214" width="156" height="44" rx="11" fill="#1e40af" filter="url(#sh)"/&gt;&lt;text x="170" y="236" text-anchor="middle" font-size="11" font-weight="600" fill="#ffffff" dominant-baseline="middle"&gt;Enterprise Use-Case Patt…&lt;/text&gt;&lt;path d="M330,236 C250,236 250,346 248,346" fill="none" stroke="#cbd5e1" stroke-width="2"/&gt;&lt;rect x="92" y="324" width="156" height="44" rx="11" fill="#0e7490" filter="url(#sh)"/&gt;&lt;text x="170" y="346" text-anchor="middle" font-size="11" font-weight="600" fill="#ffffff" dominant-baseline="middle"&gt;Productionising Generati…&lt;/text&gt;&lt;path d="M510,236 C590,236 590,126 592,126" fill="none" stroke="#cbd5e1" stroke-width="2"/&gt;&lt;rect x="592" y="104" width="156" height="44" rx="11" fill="#b45309" filter="url(#sh)"/&gt;&lt;text x="670" y="126" text-anchor="middle" font-size="11" font-weight="600" fill="#ffffff" dominant-baseline="middle"&gt;Governance and Intellect…&lt;/text&gt;&lt;path d="M510,236 C590,236 590,236 592,236" fill="none" stroke="#cbd5e1" stroke-width="2"/&gt;&lt;rect x="592" y="214" width="156" height="44" rx="11" fill="#9f1239" filter="url(#sh)"/&gt;&lt;text x="670" y="236" text-anchor="middle" font-size="11" font-weight="600" fill="#ffffff" dominant-baseline="middle"&gt;The GenAI Reference Arch…&lt;/text&gt;&lt;path d="M510,236 C590,236 590,346 592,346" fill="none" stroke="#cbd5e1" stroke-width="2"/&gt;&lt;rect x="592" y="324" width="156" height="44" rx="11" fill="#4338ca" filter="url(#sh)"/&gt;&lt;text x="670" y="346" text-anchor="middle" font-size="11" font-weight="600" fill="#ffffff" dominant-baseline="middle"&gt;Generative Modelling Fou…&lt;/text&gt;&lt;text x="28" y="446" text-anchor="start" font-size="9.5" font-weight="500" fill="#64748b" dominant-baseline="middle"&gt;Generative AI  •  Knowledge Graph&lt;/text&gt;&lt;/svg&gt;</w:t>
+        <w:t>&lt;svg xmlns="http://www.w3.org/2000/svg" width="840" height="460" data-tpl="mindmap" data-pal="11-0" viewBox="0 0 840 460" font-family="Inter, Segoe UI, Arial, sans-serif"&gt;&lt;defs&gt;&lt;marker id="ar" markerWidth="9" markerHeight="9" refX="7" refY="3" orient="auto"&gt;&lt;path d="M0,0 L7,3 L0,6 z" fill="#94a3b8"/&gt;&lt;/marker&gt;&lt;marker id="arw" markerWidth="9" markerHeight="9" refX="7" refY="3" orient="auto"&gt;&lt;path d="M0,0 L7,3 L0,6 z" fill="#ffffff"/&gt;&lt;/marker&gt;&lt;filter id="sh" x="-20%" y="-20%" width="140%" height="140%"&gt;&lt;feDropShadow dx="0" dy="2" stdDeviation="3" flood-color="#0f172a" flood-opacity="0.16"/&gt;&lt;/filter&gt;&lt;/defs&gt;&lt;defs&gt;&lt;linearGradient id="bn9a0069a" x1="0" y1="0" x2="1" y2="0"&gt;&lt;stop offset="0" stop-color="#0f172a"/&gt;&lt;stop offset="1" stop-color="#1e40af"/&gt;&lt;/linearGradient&gt;&lt;/defs&gt;&lt;rect width="840" height="460" rx="14" fill="#ffffff"/&gt;&lt;rect x="0" y="0" width="840" height="48" rx="14" fill="url(#bn9a0069a)"/&gt;&lt;rect x="0" y="32" width="840" height="16" fill="url(#bn9a0069a)"/&gt;&lt;text x="420" y="25" text-anchor="middle" font-size="14.5" font-weight="700" fill="#ffffff" dominant-baseline="middle"&gt;Knowledge Graph - Multimodal Generation&lt;/text&gt;&lt;rect x="330" y="210" width="180" height="52" rx="11" fill="#0f172a" filter="url(#sh)"/&gt;&lt;text x="420" y="236" text-anchor="middle" font-size="13" font-weight="600" fill="#ffffff" dominant-baseline="middle"&gt;Generative AI&lt;/text&gt;&lt;path d="M330,236 C250,236 250,126 248,126" fill="none" stroke="#cbd5e1" stroke-width="2"/&gt;&lt;rect x="92" y="104" width="156" height="44" rx="11" fill="#0f172a" filter="url(#sh)"/&gt;&lt;text x="170" y="126" text-anchor="middle" font-size="9.5" font-weight="600" fill="#ffffff" dominant-baseline="middle"&gt;Synthetic Data Generation&lt;/text&gt;&lt;path d="M330,236 C250,236 250,236 248,236" fill="none" stroke="#cbd5e1" stroke-width="2"/&gt;&lt;rect x="92" y="214" width="156" height="44" rx="11" fill="#1e40af" filter="url(#sh)"/&gt;&lt;text x="170" y="236" text-anchor="middle" font-size="9.5" font-weight="600" fill="#ffffff" dominant-baseline="middle"&gt;Enterprise Use-Case Patterns&lt;/text&gt;&lt;path d="M330,236 C250,236 250,346 248,346" fill="none" stroke="#cbd5e1" stroke-width="2"/&gt;&lt;rect x="92" y="324" width="156" height="44" rx="11" fill="#0e7490" filter="url(#sh)"/&gt;&lt;text x="170" y="341" text-anchor="middle" font-size="9.5" font-weight="600" fill="#ffffff" dominant-baseline="middle"&gt;Productionising Generative&lt;/text&gt;&lt;text x="170" y="351" text-anchor="middle" font-size="9.5" font-weight="600" fill="#ffffff" dominant-baseline="middle"&gt;Applications&lt;/text&gt;&lt;path d="M510,236 C590,236 590,126 592,126" fill="none" stroke="#cbd5e1" stroke-width="2"/&gt;&lt;rect x="592" y="104" width="156" height="44" rx="11" fill="#b45309" filter="url(#sh)"/&gt;&lt;text x="670" y="121" text-anchor="middle" font-size="9.5" font-weight="600" fill="#ffffff" dominant-baseline="middle"&gt;Governance and Intellectual&lt;/text&gt;&lt;text x="670" y="131" text-anchor="middle" font-size="9.5" font-weight="600" fill="#ffffff" dominant-baseline="middle"&gt;Property&lt;/text&gt;&lt;path d="M510,236 C590,236 590,236 592,236" fill="none" stroke="#cbd5e1" stroke-width="2"/&gt;&lt;rect x="592" y="214" width="156" height="44" rx="11" fill="#9f1239" filter="url(#sh)"/&gt;&lt;text x="670" y="231" text-anchor="middle" font-size="9.5" font-weight="600" fill="#ffffff" dominant-baseline="middle"&gt;The GenAI Reference&lt;/text&gt;&lt;text x="670" y="241" text-anchor="middle" font-size="9.5" font-weight="600" fill="#ffffff" dominant-baseline="middle"&gt;Architecture&lt;/text&gt;&lt;path d="M510,236 C590,236 590,346 592,346" fill="none" stroke="#cbd5e1" stroke-width="2"/&gt;&lt;rect x="592" y="324" width="156" height="44" rx="11" fill="#4338ca" filter="url(#sh)"/&gt;&lt;text x="670" y="341" text-anchor="middle" font-size="9.5" font-weight="600" fill="#ffffff" dominant-baseline="middle"&gt;Generative Modelling&lt;/text&gt;&lt;text x="670" y="351" text-anchor="middle" font-size="9.5" font-weight="600" fill="#ffffff" dominant-baseline="middle"&gt;Foundations&lt;/text&gt;&lt;text x="28" y="446" text-anchor="start" font-size="9.5" font-weight="500" fill="#64748b" dominant-baseline="middle"&gt;Generative AI  •  Knowledge Graph&lt;/text&gt;&lt;/svg&gt;</w:t>
       </w:r>
     </w:p>
     <w:p>
@@ -5463,7 +5463,7 @@
           <w:rFonts w:ascii="Consolas" w:hAnsi="Consolas"/>
           <w:sz w:val="16"/>
         </w:rPr>
-        <w:t>&lt;svg xmlns="http://www.w3.org/2000/svg" width="840" height="460" data-tpl="layered" data-pal="3-3" viewBox="0 0 840 460" font-family="Inter, Segoe UI, Arial, sans-serif"&gt;&lt;defs&gt;&lt;marker id="ar" markerWidth="9" markerHeight="9" refX="7" refY="3" orient="auto"&gt;&lt;path d="M0,0 L7,3 L0,6 z" fill="#94a3b8"/&gt;&lt;/marker&gt;&lt;marker id="arw" markerWidth="9" markerHeight="9" refX="7" refY="3" orient="auto"&gt;&lt;path d="M0,0 L7,3 L0,6 z" fill="#ffffff"/&gt;&lt;/marker&gt;&lt;filter id="sh" x="-20%" y="-20%" width="140%" height="140%"&gt;&lt;feDropShadow dx="0" dy="2" stdDeviation="3" flood-color="#0f172a" flood-opacity="0.16"/&gt;&lt;/filter&gt;&lt;/defs&gt;&lt;defs&gt;&lt;linearGradient id="bnf3efcb7" x1="0" y1="0" x2="1" y2="0"&gt;&lt;stop offset="0" stop-color="#ea580c"/&gt;&lt;stop offset="1" stop-color="#f97316"/&gt;&lt;/linearGradient&gt;&lt;/defs&gt;&lt;rect width="840" height="460" rx="14" fill="#ffffff"/&gt;&lt;rect x="0" y="0" width="840" height="48" rx="14" fill="url(#bnf3efcb7)"/&gt;&lt;rect x="0" y="32" width="840" height="16" fill="url(#bnf3efcb7)"/&gt;&lt;text x="420" y="25" text-anchor="middle" font-size="15" font-weight="700" fill="#ffffff" dominant-baseline="middle"&gt;Cloud Architecture - Evaluation of Generative Systems&lt;/text&gt;&lt;rect x="28" y="64" width="784" height="104" rx="14" fill="#f8fafc" stroke="#e2e8f0" stroke-width="1"/&gt;&lt;text x="42" y="80" text-anchor="start" font-size="11" font-weight="700" fill="#64748b" dominant-baseline="middle"&gt;Experience&lt;/text&gt;&lt;rect x="42" y="96" width="371" height="52" rx="11" fill="#ea580c" filter="url(#sh)"/&gt;&lt;text x="228" y="122" text-anchor="middle" font-size="11" font-weight="600" fill="#ffffff" dominant-baseline="middle"&gt;Governance and Intellectual Property&lt;/text&gt;&lt;rect x="427" y="96" width="371" height="52" rx="11" fill="#f97316" filter="url(#sh)"/&gt;&lt;text x="612" y="122" text-anchor="middle" font-size="11" font-weight="600" fill="#ffffff" dominant-baseline="middle"&gt;The GenAI Reference Architecture&lt;/text&gt;&lt;rect x="28" y="186" width="784" height="104" rx="14" fill="#f8fafc" stroke="#e2e8f0" stroke-width="1"/&gt;&lt;text x="42" y="202" text-anchor="start" font-size="11" font-weight="700" fill="#64748b" dominant-baseline="middle"&gt;Platform&lt;/text&gt;&lt;rect x="42" y="218" width="178" height="52" rx="11" fill="#f97316" filter="url(#sh)"/&gt;&lt;text x="131" y="244" text-anchor="middle" font-size="11" font-weight="600" fill="#ffffff" dominant-baseline="middle"&gt;Multimodal Generation&lt;/text&gt;&lt;rect x="234" y="218" width="178" height="52" rx="11" fill="#fb923c" filter="url(#sh)"/&gt;&lt;text x="324" y="244" text-anchor="middle" font-size="11" font-weight="600" fill="#ffffff" dominant-baseline="middle"&gt;Grounding with Enterprise Da…&lt;/text&gt;&lt;rect x="427" y="218" width="178" height="52" rx="11" fill="#b45309" filter="url(#sh)"/&gt;&lt;text x="516" y="244" text-anchor="middle" font-size="11" font-weight="600" fill="#ffffff" dominant-baseline="middle"&gt;Controllability and Structur…&lt;/text&gt;&lt;rect x="620" y="218" width="178" height="52" rx="11" fill="#d97706" filter="url(#sh)"/&gt;&lt;text x="709" y="244" text-anchor="middle" font-size="11" font-weight="600" fill="#ffffff" dominant-baseline="middle"&gt;Evaluation of Generative Sys…&lt;/text&gt;&lt;rect x="28" y="308" width="784" height="104" rx="14" fill="#f8fafc" stroke="#e2e8f0" stroke-width="1"/&gt;&lt;text x="42" y="324" text-anchor="start" font-size="11" font-weight="700" fill="#64748b" dominant-baseline="middle"&gt;Data &amp;amp; Operations&lt;/text&gt;&lt;rect x="42" y="340" width="178" height="52" rx="11" fill="#fb923c" filter="url(#sh)"/&gt;&lt;text x="131" y="366" text-anchor="middle" font-size="11" font-weight="600" fill="#ffffff" dominant-baseline="middle"&gt;Store&lt;/text&gt;&lt;rect x="234" y="340" width="178" height="52" rx="11" fill="#b45309" filter="url(#sh)"/&gt;&lt;text x="324" y="366" text-anchor="middle" font-size="11" font-weight="600" fill="#ffffff" dominant-baseline="middle"&gt;Index&lt;/text&gt;&lt;rect x="427" y="340" width="178" height="52" rx="11" fill="#d97706" filter="url(#sh)"/&gt;&lt;text x="516" y="366" text-anchor="middle" font-size="11" font-weight="600" fill="#ffffff" dominant-baseline="middle"&gt;Observability&lt;/text&gt;&lt;rect x="620" y="340" width="178" height="52" rx="11" fill="#f59e0b" filter="url(#sh)"/&gt;&lt;text x="709" y="366" text-anchor="middle" font-size="11" font-weight="600" fill="#ffffff" dominant-baseline="middle"&gt;Security&lt;/text&gt;&lt;text x="28" y="446" text-anchor="start" font-size="9.5" font-weight="500" fill="#64748b" dominant-baseline="middle"&gt;Generative AI  •  Cloud Architecture&lt;/text&gt;&lt;/svg&gt;</w:t>
+        <w:t>&lt;svg xmlns="http://www.w3.org/2000/svg" width="840" height="460" data-tpl="layered" data-pal="3-3" viewBox="0 0 840 460" font-family="Inter, Segoe UI, Arial, sans-serif"&gt;&lt;defs&gt;&lt;marker id="ar" markerWidth="9" markerHeight="9" refX="7" refY="3" orient="auto"&gt;&lt;path d="M0,0 L7,3 L0,6 z" fill="#94a3b8"/&gt;&lt;/marker&gt;&lt;marker id="arw" markerWidth="9" markerHeight="9" refX="7" refY="3" orient="auto"&gt;&lt;path d="M0,0 L7,3 L0,6 z" fill="#ffffff"/&gt;&lt;/marker&gt;&lt;filter id="sh" x="-20%" y="-20%" width="140%" height="140%"&gt;&lt;feDropShadow dx="0" dy="2" stdDeviation="3" flood-color="#0f172a" flood-opacity="0.16"/&gt;&lt;/filter&gt;&lt;/defs&gt;&lt;defs&gt;&lt;linearGradient id="bnf3efcb7" x1="0" y1="0" x2="1" y2="0"&gt;&lt;stop offset="0" stop-color="#ea580c"/&gt;&lt;stop offset="1" stop-color="#f97316"/&gt;&lt;/linearGradient&gt;&lt;/defs&gt;&lt;rect width="840" height="460" rx="14" fill="#ffffff"/&gt;&lt;rect x="0" y="0" width="840" height="48" rx="14" fill="url(#bnf3efcb7)"/&gt;&lt;rect x="0" y="32" width="840" height="16" fill="url(#bnf3efcb7)"/&gt;&lt;text x="420" y="25" text-anchor="middle" font-size="14.5" font-weight="700" fill="#ffffff" dominant-baseline="middle"&gt;Cloud Architecture - Evaluation of Generative Systems&lt;/text&gt;&lt;rect x="28" y="64" width="784" height="104" rx="14" fill="#f8fafc" stroke="#e2e8f0" stroke-width="1"/&gt;&lt;text x="42" y="80" text-anchor="start" font-size="11" font-weight="700" fill="#64748b" dominant-baseline="middle"&gt;Experience&lt;/text&gt;&lt;rect x="42" y="96" width="371" height="52" rx="11" fill="#ea580c" filter="url(#sh)"/&gt;&lt;text x="228" y="122" text-anchor="middle" font-size="11" font-weight="600" fill="#ffffff" dominant-baseline="middle"&gt;Governance and Intellectual Property&lt;/text&gt;&lt;rect x="427" y="96" width="371" height="52" rx="11" fill="#f97316" filter="url(#sh)"/&gt;&lt;text x="612" y="122" text-anchor="middle" font-size="11" font-weight="600" fill="#ffffff" dominant-baseline="middle"&gt;The GenAI Reference Architecture&lt;/text&gt;&lt;rect x="28" y="186" width="784" height="104" rx="14" fill="#f8fafc" stroke="#e2e8f0" stroke-width="1"/&gt;&lt;text x="42" y="202" text-anchor="start" font-size="11" font-weight="700" fill="#64748b" dominant-baseline="middle"&gt;Platform&lt;/text&gt;&lt;rect x="42" y="218" width="178" height="52" rx="11" fill="#f97316" filter="url(#sh)"/&gt;&lt;text x="131" y="244" text-anchor="middle" font-size="11" font-weight="600" fill="#ffffff" dominant-baseline="middle"&gt;Multimodal Generation&lt;/text&gt;&lt;rect x="234" y="218" width="178" height="52" rx="11" fill="#fb923c" filter="url(#sh)"/&gt;&lt;text x="324" y="244" text-anchor="middle" font-size="9.5" font-weight="600" fill="#ffffff" dominant-baseline="middle"&gt;Grounding with Enterprise Data&lt;/text&gt;&lt;rect x="427" y="218" width="178" height="52" rx="11" fill="#b45309" filter="url(#sh)"/&gt;&lt;text x="516" y="239" text-anchor="middle" font-size="9.5" font-weight="600" fill="#ffffff" dominant-baseline="middle"&gt;Controllability and Structured&lt;/text&gt;&lt;text x="516" y="249" text-anchor="middle" font-size="9.5" font-weight="600" fill="#ffffff" dominant-baseline="middle"&gt;Output&lt;/text&gt;&lt;rect x="620" y="218" width="178" height="52" rx="11" fill="#d97706" filter="url(#sh)"/&gt;&lt;text x="709" y="244" text-anchor="middle" font-size="9.5" font-weight="600" fill="#ffffff" dominant-baseline="middle"&gt;Evaluation of Generative Systems&lt;/text&gt;&lt;rect x="28" y="308" width="784" height="104" rx="14" fill="#f8fafc" stroke="#e2e8f0" stroke-width="1"/&gt;&lt;text x="42" y="324" text-anchor="start" font-size="11" font-weight="700" fill="#64748b" dominant-baseline="middle"&gt;Data &amp;amp; Operations&lt;/text&gt;&lt;rect x="42" y="340" width="178" height="52" rx="11" fill="#fb923c" filter="url(#sh)"/&gt;&lt;text x="131" y="366" text-anchor="middle" font-size="11" font-weight="600" fill="#ffffff" dominant-baseline="middle"&gt;Store&lt;/text&gt;&lt;rect x="234" y="340" width="178" height="52" rx="11" fill="#b45309" filter="url(#sh)"/&gt;&lt;text x="324" y="366" text-anchor="middle" font-size="11" font-weight="600" fill="#ffffff" dominant-baseline="middle"&gt;Index&lt;/text&gt;&lt;rect x="427" y="340" width="178" height="52" rx="11" fill="#d97706" filter="url(#sh)"/&gt;&lt;text x="516" y="366" text-anchor="middle" font-size="11" font-weight="600" fill="#ffffff" dominant-baseline="middle"&gt;Observability&lt;/text&gt;&lt;rect x="620" y="340" width="178" height="52" rx="11" fill="#f59e0b" filter="url(#sh)"/&gt;&lt;text x="709" y="366" text-anchor="middle" font-size="11" font-weight="600" fill="#ffffff" dominant-baseline="middle"&gt;Security&lt;/text&gt;&lt;text x="28" y="446" text-anchor="start" font-size="9.5" font-weight="500" fill="#64748b" dominant-baseline="middle"&gt;Generative AI  •  Cloud Architecture&lt;/text&gt;&lt;/svg&gt;</w:t>
       </w:r>
     </w:p>
     <w:p>
@@ -7139,7 +7139,7 @@
           <w:rFonts w:ascii="Consolas" w:hAnsi="Consolas"/>
           <w:sz w:val="16"/>
         </w:rPr>
-        <w:t>&lt;svg xmlns="http://www.w3.org/2000/svg" width="840" height="460" data-tpl="cycle" data-pal="5-4" viewBox="0 0 840 460" font-family="Inter, Segoe UI, Arial, sans-serif"&gt;&lt;defs&gt;&lt;marker id="ar" markerWidth="9" markerHeight="9" refX="7" refY="3" orient="auto"&gt;&lt;path d="M0,0 L7,3 L0,6 z" fill="#94a3b8"/&gt;&lt;/marker&gt;&lt;marker id="arw" markerWidth="9" markerHeight="9" refX="7" refY="3" orient="auto"&gt;&lt;path d="M0,0 L7,3 L0,6 z" fill="#ffffff"/&gt;&lt;/marker&gt;&lt;filter id="sh" x="-20%" y="-20%" width="140%" height="140%"&gt;&lt;feDropShadow dx="0" dy="2" stdDeviation="3" flood-color="#0f172a" flood-opacity="0.16"/&gt;&lt;/filter&gt;&lt;/defs&gt;&lt;defs&gt;&lt;linearGradient id="bnfe441c5" x1="0" y1="0" x2="1" y2="0"&gt;&lt;stop offset="0" stop-color="#60a5fa"/&gt;&lt;stop offset="1" stop-color="#1e40af"/&gt;&lt;/linearGradient&gt;&lt;/defs&gt;&lt;rect width="840" height="460" rx="14" fill="#ffffff"/&gt;&lt;rect x="0" y="0" width="840" height="48" rx="14" fill="url(#bnfe441c5)"/&gt;&lt;rect x="0" y="32" width="840" height="16" fill="url(#bnfe441c5)"/&gt;&lt;text x="420" y="25" text-anchor="middle" font-size="15" font-weight="700" fill="#ffffff" dominant-baseline="middle"&gt;CI/CD Pipeline - Cost, Latency and Throughput Engineering&lt;/text&gt;&lt;rect x="348" y="86" width="144" height="44" rx="11" fill="#60a5fa" filter="url(#sh)"/&gt;&lt;text x="420" y="108" text-anchor="middle" font-size="11" font-weight="600" fill="#ffffff" dominant-baseline="middle"&gt;Productionising Genera…&lt;/text&gt;&lt;rect x="472" y="176" width="144" height="44" rx="11" fill="#1e40af" filter="url(#sh)"/&gt;&lt;text x="544" y="198" text-anchor="middle" font-size="11" font-weight="600" fill="#ffffff" dominant-baseline="middle"&gt;Governance and Intelle…&lt;/text&gt;&lt;rect x="424" y="321" width="144" height="44" rx="11" fill="#1e3a8a" filter="url(#sh)"/&gt;&lt;text x="496" y="343" text-anchor="middle" font-size="11" font-weight="600" fill="#ffffff" dominant-baseline="middle"&gt;The GenAI Reference Ar…&lt;/text&gt;&lt;rect x="272" y="321" width="144" height="44" rx="11" fill="#1d4ed8" filter="url(#sh)"/&gt;&lt;text x="344" y="343" text-anchor="middle" font-size="11" font-weight="600" fill="#ffffff" dominant-baseline="middle"&gt;Generative Modelling F…&lt;/text&gt;&lt;rect x="224" y="176" width="144" height="44" rx="11" fill="#2563eb" filter="url(#sh)"/&gt;&lt;text x="296" y="198" text-anchor="middle" font-size="11" font-weight="600" fill="#ffffff" dominant-baseline="middle"&gt;Large Language Models …&lt;/text&gt;&lt;path d="M461,147 A100,100 0 0 1 494,171" fill="none" stroke="#cbd5e1" stroke-width="2" marker-end="url(#ar)"/&gt;&lt;path d="M519,249 A100,100 0 0 1 507,288" fill="none" stroke="#cbd5e1" stroke-width="2" marker-end="url(#ar)"/&gt;&lt;path d="M441,336 A100,100 0 0 1 399,336" fill="none" stroke="#cbd5e1" stroke-width="2" marker-end="url(#ar)"/&gt;&lt;path d="M333,288 A100,100 0 0 1 321,249" fill="none" stroke="#cbd5e1" stroke-width="2" marker-end="url(#ar)"/&gt;&lt;path d="M346,171 A100,100 0 0 1 379,147" fill="none" stroke="#cbd5e1" stroke-width="2" marker-end="url(#ar)"/&gt;&lt;text x="420" y="238" text-anchor="middle" font-size="12" font-weight="600" fill="#64748b" dominant-baseline="middle"&gt;continuous&lt;/text&gt;&lt;text x="28" y="446" text-anchor="start" font-size="9.5" font-weight="500" fill="#64748b" dominant-baseline="middle"&gt;Generative AI  •  CI/CD Pipeline&lt;/text&gt;&lt;/svg&gt;</w:t>
+        <w:t>&lt;svg xmlns="http://www.w3.org/2000/svg" width="840" height="460" data-tpl="cycle" data-pal="5-4" viewBox="0 0 840 460" font-family="Inter, Segoe UI, Arial, sans-serif"&gt;&lt;defs&gt;&lt;marker id="ar" markerWidth="9" markerHeight="9" refX="7" refY="3" orient="auto"&gt;&lt;path d="M0,0 L7,3 L0,6 z" fill="#94a3b8"/&gt;&lt;/marker&gt;&lt;marker id="arw" markerWidth="9" markerHeight="9" refX="7" refY="3" orient="auto"&gt;&lt;path d="M0,0 L7,3 L0,6 z" fill="#ffffff"/&gt;&lt;/marker&gt;&lt;filter id="sh" x="-20%" y="-20%" width="140%" height="140%"&gt;&lt;feDropShadow dx="0" dy="2" stdDeviation="3" flood-color="#0f172a" flood-opacity="0.16"/&gt;&lt;/filter&gt;&lt;/defs&gt;&lt;defs&gt;&lt;linearGradient id="bnfe441c5" x1="0" y1="0" x2="1" y2="0"&gt;&lt;stop offset="0" stop-color="#60a5fa"/&gt;&lt;stop offset="1" stop-color="#1e40af"/&gt;&lt;/linearGradient&gt;&lt;/defs&gt;&lt;rect width="840" height="460" rx="14" fill="#ffffff"/&gt;&lt;rect x="0" y="0" width="840" height="48" rx="14" fill="url(#bnfe441c5)"/&gt;&lt;rect x="0" y="32" width="840" height="16" fill="url(#bnfe441c5)"/&gt;&lt;text x="420" y="25" text-anchor="middle" font-size="14.5" font-weight="700" fill="#ffffff" dominant-baseline="middle"&gt;CI/CD Pipeline - Cost, Latency and Throughput Engineering&lt;/text&gt;&lt;rect x="348" y="86" width="144" height="44" rx="11" fill="#60a5fa" filter="url(#sh)"/&gt;&lt;text x="420" y="103" text-anchor="middle" font-size="9.5" font-weight="600" fill="#ffffff" dominant-baseline="middle"&gt;Productionising Generative&lt;/text&gt;&lt;text x="420" y="113" text-anchor="middle" font-size="9.5" font-weight="600" fill="#ffffff" dominant-baseline="middle"&gt;Applications&lt;/text&gt;&lt;rect x="472" y="176" width="144" height="44" rx="11" fill="#1e40af" filter="url(#sh)"/&gt;&lt;text x="544" y="192" text-anchor="middle" font-size="9.5" font-weight="600" fill="#ffffff" dominant-baseline="middle"&gt;Governance and&lt;/text&gt;&lt;text x="544" y="203" text-anchor="middle" font-size="9.5" font-weight="600" fill="#ffffff" dominant-baseline="middle"&gt;Intellectual Property&lt;/text&gt;&lt;rect x="424" y="321" width="144" height="44" rx="11" fill="#1e3a8a" filter="url(#sh)"/&gt;&lt;text x="496" y="338" text-anchor="middle" font-size="9.5" font-weight="600" fill="#ffffff" dominant-baseline="middle"&gt;The GenAI Reference&lt;/text&gt;&lt;text x="496" y="349" text-anchor="middle" font-size="9.5" font-weight="600" fill="#ffffff" dominant-baseline="middle"&gt;Architecture&lt;/text&gt;&lt;rect x="272" y="321" width="144" height="44" rx="11" fill="#1d4ed8" filter="url(#sh)"/&gt;&lt;text x="344" y="338" text-anchor="middle" font-size="9.5" font-weight="600" fill="#ffffff" dominant-baseline="middle"&gt;Generative Modelling&lt;/text&gt;&lt;text x="344" y="349" text-anchor="middle" font-size="9.5" font-weight="600" fill="#ffffff" dominant-baseline="middle"&gt;Foundations&lt;/text&gt;&lt;rect x="224" y="176" width="144" height="44" rx="11" fill="#2563eb" filter="url(#sh)"/&gt;&lt;text x="296" y="192" text-anchor="middle" font-size="9.5" font-weight="600" fill="#ffffff" dominant-baseline="middle"&gt;Large Language Models as&lt;/text&gt;&lt;text x="296" y="203" text-anchor="middle" font-size="9.5" font-weight="600" fill="#ffffff" dominant-baseline="middle"&gt;Generators&lt;/text&gt;&lt;path d="M461,147 A100,100 0 0 1 494,171" fill="none" stroke="#cbd5e1" stroke-width="2" marker-end="url(#ar)"/&gt;&lt;path d="M519,249 A100,100 0 0 1 507,288" fill="none" stroke="#cbd5e1" stroke-width="2" marker-end="url(#ar)"/&gt;&lt;path d="M441,336 A100,100 0 0 1 399,336" fill="none" stroke="#cbd5e1" stroke-width="2" marker-end="url(#ar)"/&gt;&lt;path d="M333,288 A100,100 0 0 1 321,249" fill="none" stroke="#cbd5e1" stroke-width="2" marker-end="url(#ar)"/&gt;&lt;path d="M346,171 A100,100 0 0 1 379,147" fill="none" stroke="#cbd5e1" stroke-width="2" marker-end="url(#ar)"/&gt;&lt;text x="420" y="238" text-anchor="middle" font-size="12" font-weight="600" fill="#64748b" dominant-baseline="middle"&gt;continuous&lt;/text&gt;&lt;text x="28" y="446" text-anchor="start" font-size="9.5" font-weight="500" fill="#64748b" dominant-baseline="middle"&gt;Generative AI  •  CI/CD Pipeline&lt;/text&gt;&lt;/svg&gt;</w:t>
       </w:r>
     </w:p>
     <w:p>
@@ -7917,7 +7917,7 @@
           <w:rFonts w:ascii="Consolas" w:hAnsi="Consolas"/>
           <w:sz w:val="16"/>
         </w:rPr>
-        <w:t>&lt;svg xmlns="http://www.w3.org/2000/svg" width="840" height="460" data-tpl="cycle" data-pal="11-1" viewBox="0 0 840 460" font-family="Inter, Segoe UI, Arial, sans-serif"&gt;&lt;defs&gt;&lt;marker id="ar" markerWidth="9" markerHeight="9" refX="7" refY="3" orient="auto"&gt;&lt;path d="M0,0 L7,3 L0,6 z" fill="#94a3b8"/&gt;&lt;/marker&gt;&lt;marker id="arw" markerWidth="9" markerHeight="9" refX="7" refY="3" orient="auto"&gt;&lt;path d="M0,0 L7,3 L0,6 z" fill="#ffffff"/&gt;&lt;/marker&gt;&lt;filter id="sh" x="-20%" y="-20%" width="140%" height="140%"&gt;&lt;feDropShadow dx="0" dy="2" stdDeviation="3" flood-color="#0f172a" flood-opacity="0.16"/&gt;&lt;/filter&gt;&lt;/defs&gt;&lt;defs&gt;&lt;linearGradient id="bn67dd78e" x1="0" y1="0" x2="1" y2="0"&gt;&lt;stop offset="0" stop-color="#1e40af"/&gt;&lt;stop offset="1" stop-color="#0e7490"/&gt;&lt;/linearGradient&gt;&lt;/defs&gt;&lt;rect width="840" height="460" rx="14" fill="#ffffff"/&gt;&lt;rect x="0" y="0" width="840" height="48" rx="14" fill="url(#bn67dd78e)"/&gt;&lt;rect x="0" y="32" width="840" height="16" fill="url(#bn67dd78e)"/&gt;&lt;text x="420" y="25" text-anchor="middle" font-size="15" font-weight="700" fill="#ffffff" dominant-baseline="middle"&gt;CI/CD Pipeline - Synthetic Data Generation&lt;/text&gt;&lt;rect x="348" y="86" width="144" height="44" rx="11" fill="#1e40af" filter="url(#sh)"/&gt;&lt;text x="420" y="108" text-anchor="middle" font-size="11" font-weight="600" fill="#ffffff" dominant-baseline="middle"&gt;Controllability and St…&lt;/text&gt;&lt;rect x="472" y="176" width="144" height="44" rx="11" fill="#0e7490" filter="url(#sh)"/&gt;&lt;text x="544" y="198" text-anchor="middle" font-size="11" font-weight="600" fill="#ffffff" dominant-baseline="middle"&gt;Evaluation of Generati…&lt;/text&gt;&lt;rect x="424" y="321" width="144" height="44" rx="11" fill="#b45309" filter="url(#sh)"/&gt;&lt;text x="496" y="343" text-anchor="middle" font-size="11" font-weight="600" fill="#ffffff" dominant-baseline="middle"&gt;Safety, Guardrails and…&lt;/text&gt;&lt;rect x="272" y="321" width="144" height="44" rx="11" fill="#9f1239" filter="url(#sh)"/&gt;&lt;text x="344" y="343" text-anchor="middle" font-size="11" font-weight="600" fill="#ffffff" dominant-baseline="middle"&gt;Cost, Latency and Thro…&lt;/text&gt;&lt;rect x="224" y="176" width="144" height="44" rx="11" fill="#4338ca" filter="url(#sh)"/&gt;&lt;text x="296" y="198" text-anchor="middle" font-size="11" font-weight="600" fill="#ffffff" dominant-baseline="middle"&gt;Synthetic Data Generat…&lt;/text&gt;&lt;path d="M461,147 A100,100 0 0 1 494,171" fill="none" stroke="#cbd5e1" stroke-width="2" marker-end="url(#ar)"/&gt;&lt;path d="M519,249 A100,100 0 0 1 507,288" fill="none" stroke="#cbd5e1" stroke-width="2" marker-end="url(#ar)"/&gt;&lt;path d="M441,336 A100,100 0 0 1 399,336" fill="none" stroke="#cbd5e1" stroke-width="2" marker-end="url(#ar)"/&gt;&lt;path d="M333,288 A100,100 0 0 1 321,249" fill="none" stroke="#cbd5e1" stroke-width="2" marker-end="url(#ar)"/&gt;&lt;path d="M346,171 A100,100 0 0 1 379,147" fill="none" stroke="#cbd5e1" stroke-width="2" marker-end="url(#ar)"/&gt;&lt;text x="420" y="238" text-anchor="middle" font-size="12" font-weight="600" fill="#64748b" dominant-baseline="middle"&gt;continuous&lt;/text&gt;&lt;text x="28" y="446" text-anchor="start" font-size="9.5" font-weight="500" fill="#64748b" dominant-baseline="middle"&gt;Generative AI  •  CI/CD Pipeline&lt;/text&gt;&lt;/svg&gt;</w:t>
+        <w:t>&lt;svg xmlns="http://www.w3.org/2000/svg" width="840" height="460" data-tpl="cycle" data-pal="11-1" viewBox="0 0 840 460" font-family="Inter, Segoe UI, Arial, sans-serif"&gt;&lt;defs&gt;&lt;marker id="ar" markerWidth="9" markerHeight="9" refX="7" refY="3" orient="auto"&gt;&lt;path d="M0,0 L7,3 L0,6 z" fill="#94a3b8"/&gt;&lt;/marker&gt;&lt;marker id="arw" markerWidth="9" markerHeight="9" refX="7" refY="3" orient="auto"&gt;&lt;path d="M0,0 L7,3 L0,6 z" fill="#ffffff"/&gt;&lt;/marker&gt;&lt;filter id="sh" x="-20%" y="-20%" width="140%" height="140%"&gt;&lt;feDropShadow dx="0" dy="2" stdDeviation="3" flood-color="#0f172a" flood-opacity="0.16"/&gt;&lt;/filter&gt;&lt;/defs&gt;&lt;defs&gt;&lt;linearGradient id="bn67dd78e" x1="0" y1="0" x2="1" y2="0"&gt;&lt;stop offset="0" stop-color="#1e40af"/&gt;&lt;stop offset="1" stop-color="#0e7490"/&gt;&lt;/linearGradient&gt;&lt;/defs&gt;&lt;rect width="840" height="460" rx="14" fill="#ffffff"/&gt;&lt;rect x="0" y="0" width="840" height="48" rx="14" fill="url(#bn67dd78e)"/&gt;&lt;rect x="0" y="32" width="840" height="16" fill="url(#bn67dd78e)"/&gt;&lt;text x="420" y="25" text-anchor="middle" font-size="14.5" font-weight="700" fill="#ffffff" dominant-baseline="middle"&gt;CI/CD Pipeline - Synthetic Data Generation&lt;/text&gt;&lt;rect x="348" y="86" width="144" height="44" rx="11" fill="#1e40af" filter="url(#sh)"/&gt;&lt;text x="420" y="103" text-anchor="middle" font-size="9.5" font-weight="600" fill="#ffffff" dominant-baseline="middle"&gt;Controllability and&lt;/text&gt;&lt;text x="420" y="113" text-anchor="middle" font-size="9.5" font-weight="600" fill="#ffffff" dominant-baseline="middle"&gt;Structured Output&lt;/text&gt;&lt;rect x="472" y="176" width="144" height="44" rx="11" fill="#0e7490" filter="url(#sh)"/&gt;&lt;text x="544" y="192" text-anchor="middle" font-size="9.5" font-weight="600" fill="#ffffff" dominant-baseline="middle"&gt;Evaluation of Generative&lt;/text&gt;&lt;text x="544" y="203" text-anchor="middle" font-size="9.5" font-weight="600" fill="#ffffff" dominant-baseline="middle"&gt;Systems&lt;/text&gt;&lt;rect x="424" y="321" width="144" height="44" rx="11" fill="#b45309" filter="url(#sh)"/&gt;&lt;text x="496" y="338" text-anchor="middle" font-size="9.5" font-weight="600" fill="#ffffff" dominant-baseline="middle"&gt;Safety, Guardrails and&lt;/text&gt;&lt;text x="496" y="349" text-anchor="middle" font-size="9.5" font-weight="600" fill="#ffffff" dominant-baseline="middle"&gt;Content Moderation&lt;/text&gt;&lt;rect x="272" y="321" width="144" height="44" rx="11" fill="#9f1239" filter="url(#sh)"/&gt;&lt;text x="344" y="338" text-anchor="middle" font-size="9.5" font-weight="600" fill="#ffffff" dominant-baseline="middle"&gt;Cost, Latency and&lt;/text&gt;&lt;text x="344" y="349" text-anchor="middle" font-size="9.5" font-weight="600" fill="#ffffff" dominant-baseline="middle"&gt;Throughput Engineering&lt;/text&gt;&lt;rect x="224" y="176" width="144" height="44" rx="11" fill="#4338ca" filter="url(#sh)"/&gt;&lt;text x="296" y="198" text-anchor="middle" font-size="9.5" font-weight="600" fill="#ffffff" dominant-baseline="middle"&gt;Synthetic Data Generation&lt;/text&gt;&lt;path d="M461,147 A100,100 0 0 1 494,171" fill="none" stroke="#cbd5e1" stroke-width="2" marker-end="url(#ar)"/&gt;&lt;path d="M519,249 A100,100 0 0 1 507,288" fill="none" stroke="#cbd5e1" stroke-width="2" marker-end="url(#ar)"/&gt;&lt;path d="M441,336 A100,100 0 0 1 399,336" fill="none" stroke="#cbd5e1" stroke-width="2" marker-end="url(#ar)"/&gt;&lt;path d="M333,288 A100,100 0 0 1 321,249" fill="none" stroke="#cbd5e1" stroke-width="2" marker-end="url(#ar)"/&gt;&lt;path d="M346,171 A100,100 0 0 1 379,147" fill="none" stroke="#cbd5e1" stroke-width="2" marker-end="url(#ar)"/&gt;&lt;text x="420" y="238" text-anchor="middle" font-size="12" font-weight="600" fill="#64748b" dominant-baseline="middle"&gt;continuous&lt;/text&gt;&lt;text x="28" y="446" text-anchor="start" font-size="9.5" font-weight="500" fill="#64748b" dominant-baseline="middle"&gt;Generative AI  •  CI/CD Pipeline&lt;/text&gt;&lt;/svg&gt;</w:t>
       </w:r>
     </w:p>
     <w:p>
@@ -8715,7 +8715,7 @@
           <w:rFonts w:ascii="Consolas" w:hAnsi="Consolas"/>
           <w:sz w:val="16"/>
         </w:rPr>
-        <w:t>&lt;svg xmlns="http://www.w3.org/2000/svg" width="840" height="460" data-tpl="layered" data-pal="0-3" viewBox="0 0 840 460" font-family="Inter, Segoe UI, Arial, sans-serif"&gt;&lt;defs&gt;&lt;marker id="ar" markerWidth="9" markerHeight="9" refX="7" refY="3" orient="auto"&gt;&lt;path d="M0,0 L7,3 L0,6 z" fill="#94a3b8"/&gt;&lt;/marker&gt;&lt;marker id="arw" markerWidth="9" markerHeight="9" refX="7" refY="3" orient="auto"&gt;&lt;path d="M0,0 L7,3 L0,6 z" fill="#ffffff"/&gt;&lt;/marker&gt;&lt;filter id="sh" x="-20%" y="-20%" width="140%" height="140%"&gt;&lt;feDropShadow dx="0" dy="2" stdDeviation="3" flood-color="#0f172a" flood-opacity="0.16"/&gt;&lt;/filter&gt;&lt;/defs&gt;&lt;defs&gt;&lt;linearGradient id="bn99d03ed" x1="0" y1="0" x2="1" y2="0"&gt;&lt;stop offset="0" stop-color="#8b5cf6"/&gt;&lt;stop offset="1" stop-color="#a78bfa"/&gt;&lt;/linearGradient&gt;&lt;/defs&gt;&lt;rect width="840" height="460" rx="14" fill="#ffffff"/&gt;&lt;rect x="0" y="0" width="840" height="48" rx="14" fill="url(#bn99d03ed)"/&gt;&lt;rect x="0" y="32" width="840" height="16" fill="url(#bn99d03ed)"/&gt;&lt;text x="420" y="25" text-anchor="middle" font-size="15" font-weight="700" fill="#ffffff" dominant-baseline="middle"&gt;Architecture - Enterprise Use-Case Patterns&lt;/text&gt;&lt;rect x="28" y="64" width="784" height="104" rx="14" fill="#f8fafc" stroke="#e2e8f0" stroke-width="1"/&gt;&lt;text x="42" y="80" text-anchor="start" font-size="11" font-weight="700" fill="#64748b" dominant-baseline="middle"&gt;Experience&lt;/text&gt;&lt;rect x="42" y="96" width="371" height="52" rx="11" fill="#8b5cf6" filter="url(#sh)"/&gt;&lt;text x="228" y="122" text-anchor="middle" font-size="11" font-weight="600" fill="#ffffff" dominant-baseline="middle"&gt;Large Language Models as Generators&lt;/text&gt;&lt;rect x="427" y="96" width="371" height="52" rx="11" fill="#a78bfa" filter="url(#sh)"/&gt;&lt;text x="612" y="122" text-anchor="middle" font-size="11" font-weight="600" fill="#ffffff" dominant-baseline="middle"&gt;Diffusion Models for Images and Audio&lt;/text&gt;&lt;rect x="28" y="186" width="784" height="104" rx="14" fill="#f8fafc" stroke="#e2e8f0" stroke-width="1"/&gt;&lt;text x="42" y="202" text-anchor="start" font-size="11" font-weight="700" fill="#64748b" dominant-baseline="middle"&gt;Platform&lt;/text&gt;&lt;rect x="42" y="218" width="178" height="52" rx="11" fill="#a78bfa" filter="url(#sh)"/&gt;&lt;text x="131" y="244" text-anchor="middle" font-size="11" font-weight="600" fill="#ffffff" dominant-baseline="middle"&gt;Cost, Latency and Throughput…&lt;/text&gt;&lt;rect x="234" y="218" width="178" height="52" rx="11" fill="#c4b5fd" filter="url(#sh)"/&gt;&lt;text x="324" y="244" text-anchor="middle" font-size="11" font-weight="600" fill="#ffffff" dominant-baseline="middle"&gt;Synthetic Data Generation&lt;/text&gt;&lt;rect x="427" y="218" width="178" height="52" rx="11" fill="#4338ca" filter="url(#sh)"/&gt;&lt;text x="516" y="244" text-anchor="middle" font-size="11" font-weight="600" fill="#ffffff" dominant-baseline="middle"&gt;Enterprise Use-Case Patterns&lt;/text&gt;&lt;rect x="620" y="218" width="178" height="52" rx="11" fill="#6d28d9" filter="url(#sh)"/&gt;&lt;text x="709" y="244" text-anchor="middle" font-size="11" font-weight="600" fill="#ffffff" dominant-baseline="middle"&gt;Productionising Generative A…&lt;/text&gt;&lt;rect x="28" y="308" width="784" height="104" rx="14" fill="#f8fafc" stroke="#e2e8f0" stroke-width="1"/&gt;&lt;text x="42" y="324" text-anchor="start" font-size="11" font-weight="700" fill="#64748b" dominant-baseline="middle"&gt;Data &amp;amp; Operations&lt;/text&gt;&lt;rect x="42" y="340" width="178" height="52" rx="11" fill="#c4b5fd" filter="url(#sh)"/&gt;&lt;text x="131" y="366" text-anchor="middle" font-size="11" font-weight="600" fill="#ffffff" dominant-baseline="middle"&gt;Store&lt;/text&gt;&lt;rect x="234" y="340" width="178" height="52" rx="11" fill="#4338ca" filter="url(#sh)"/&gt;&lt;text x="324" y="366" text-anchor="middle" font-size="11" font-weight="600" fill="#ffffff" dominant-baseline="middle"&gt;Index&lt;/text&gt;&lt;rect x="427" y="340" width="178" height="52" rx="11" fill="#6d28d9" filter="url(#sh)"/&gt;&lt;text x="516" y="366" text-anchor="middle" font-size="11" font-weight="600" fill="#ffffff" dominant-baseline="middle"&gt;Observability&lt;/text&gt;&lt;rect x="620" y="340" width="178" height="52" rx="11" fill="#7c3aed" filter="url(#sh)"/&gt;&lt;text x="709" y="366" text-anchor="middle" font-size="11" font-weight="600" fill="#ffffff" dominant-baseline="middle"&gt;Security&lt;/text&gt;&lt;text x="28" y="446" text-anchor="start" font-size="9.5" font-weight="500" fill="#64748b" dominant-baseline="middle"&gt;Generative AI  •  Architecture&lt;/text&gt;&lt;/svg&gt;</w:t>
+        <w:t>&lt;svg xmlns="http://www.w3.org/2000/svg" width="840" height="460" data-tpl="layered" data-pal="0-3" viewBox="0 0 840 460" font-family="Inter, Segoe UI, Arial, sans-serif"&gt;&lt;defs&gt;&lt;marker id="ar" markerWidth="9" markerHeight="9" refX="7" refY="3" orient="auto"&gt;&lt;path d="M0,0 L7,3 L0,6 z" fill="#94a3b8"/&gt;&lt;/marker&gt;&lt;marker id="arw" markerWidth="9" markerHeight="9" refX="7" refY="3" orient="auto"&gt;&lt;path d="M0,0 L7,3 L0,6 z" fill="#ffffff"/&gt;&lt;/marker&gt;&lt;filter id="sh" x="-20%" y="-20%" width="140%" height="140%"&gt;&lt;feDropShadow dx="0" dy="2" stdDeviation="3" flood-color="#0f172a" flood-opacity="0.16"/&gt;&lt;/filter&gt;&lt;/defs&gt;&lt;defs&gt;&lt;linearGradient id="bn99d03ed" x1="0" y1="0" x2="1" y2="0"&gt;&lt;stop offset="0" stop-color="#8b5cf6"/&gt;&lt;stop offset="1" stop-color="#a78bfa"/&gt;&lt;/linearGradient&gt;&lt;/defs&gt;&lt;rect width="840" height="460" rx="14" fill="#ffffff"/&gt;&lt;rect x="0" y="0" width="840" height="48" rx="14" fill="url(#bn99d03ed)"/&gt;&lt;rect x="0" y="32" width="840" height="16" fill="url(#bn99d03ed)"/&gt;&lt;text x="420" y="25" text-anchor="middle" font-size="14.5" font-weight="700" fill="#ffffff" dominant-baseline="middle"&gt;Architecture - Enterprise Use-Case Patterns&lt;/text&gt;&lt;rect x="28" y="64" width="784" height="104" rx="14" fill="#f8fafc" stroke="#e2e8f0" stroke-width="1"/&gt;&lt;text x="42" y="80" text-anchor="start" font-size="11" font-weight="700" fill="#64748b" dominant-baseline="middle"&gt;Experience&lt;/text&gt;&lt;rect x="42" y="96" width="371" height="52" rx="11" fill="#8b5cf6" filter="url(#sh)"/&gt;&lt;text x="228" y="122" text-anchor="middle" font-size="11" font-weight="600" fill="#ffffff" dominant-baseline="middle"&gt;Large Language Models as Generators&lt;/text&gt;&lt;rect x="427" y="96" width="371" height="52" rx="11" fill="#a78bfa" filter="url(#sh)"/&gt;&lt;text x="612" y="122" text-anchor="middle" font-size="11" font-weight="600" fill="#ffffff" dominant-baseline="middle"&gt;Diffusion Models for Images and Audio&lt;/text&gt;&lt;rect x="28" y="186" width="784" height="104" rx="14" fill="#f8fafc" stroke="#e2e8f0" stroke-width="1"/&gt;&lt;text x="42" y="202" text-anchor="start" font-size="11" font-weight="700" fill="#64748b" dominant-baseline="middle"&gt;Platform&lt;/text&gt;&lt;rect x="42" y="218" width="178" height="52" rx="11" fill="#a78bfa" filter="url(#sh)"/&gt;&lt;text x="131" y="239" text-anchor="middle" font-size="9.5" font-weight="600" fill="#ffffff" dominant-baseline="middle"&gt;Cost, Latency and Throughput&lt;/text&gt;&lt;text x="131" y="249" text-anchor="middle" font-size="9.5" font-weight="600" fill="#ffffff" dominant-baseline="middle"&gt;Engineering&lt;/text&gt;&lt;rect x="234" y="218" width="178" height="52" rx="11" fill="#c4b5fd" filter="url(#sh)"/&gt;&lt;text x="324" y="244" text-anchor="middle" font-size="11" font-weight="600" fill="#ffffff" dominant-baseline="middle"&gt;Synthetic Data Generation&lt;/text&gt;&lt;rect x="427" y="218" width="178" height="52" rx="11" fill="#4338ca" filter="url(#sh)"/&gt;&lt;text x="516" y="244" text-anchor="middle" font-size="11" font-weight="600" fill="#ffffff" dominant-baseline="middle"&gt;Enterprise Use-Case Patterns&lt;/text&gt;&lt;rect x="620" y="218" width="178" height="52" rx="11" fill="#6d28d9" filter="url(#sh)"/&gt;&lt;text x="709" y="239" text-anchor="middle" font-size="9.5" font-weight="600" fill="#ffffff" dominant-baseline="middle"&gt;Productionising Generative&lt;/text&gt;&lt;text x="709" y="249" text-anchor="middle" font-size="9.5" font-weight="600" fill="#ffffff" dominant-baseline="middle"&gt;Applications&lt;/text&gt;&lt;rect x="28" y="308" width="784" height="104" rx="14" fill="#f8fafc" stroke="#e2e8f0" stroke-width="1"/&gt;&lt;text x="42" y="324" text-anchor="start" font-size="11" font-weight="700" fill="#64748b" dominant-baseline="middle"&gt;Data &amp;amp; Operations&lt;/text&gt;&lt;rect x="42" y="340" width="178" height="52" rx="11" fill="#c4b5fd" filter="url(#sh)"/&gt;&lt;text x="131" y="366" text-anchor="middle" font-size="11" font-weight="600" fill="#ffffff" dominant-baseline="middle"&gt;Store&lt;/text&gt;&lt;rect x="234" y="340" width="178" height="52" rx="11" fill="#4338ca" filter="url(#sh)"/&gt;&lt;text x="324" y="366" text-anchor="middle" font-size="11" font-weight="600" fill="#ffffff" dominant-baseline="middle"&gt;Index&lt;/text&gt;&lt;rect x="427" y="340" width="178" height="52" rx="11" fill="#6d28d9" filter="url(#sh)"/&gt;&lt;text x="516" y="366" text-anchor="middle" font-size="11" font-weight="600" fill="#ffffff" dominant-baseline="middle"&gt;Observability&lt;/text&gt;&lt;rect x="620" y="340" width="178" height="52" rx="11" fill="#7c3aed" filter="url(#sh)"/&gt;&lt;text x="709" y="366" text-anchor="middle" font-size="11" font-weight="600" fill="#ffffff" dominant-baseline="middle"&gt;Security&lt;/text&gt;&lt;text x="28" y="446" text-anchor="start" font-size="9.5" font-weight="500" fill="#64748b" dominant-baseline="middle"&gt;Generative AI  •  Architecture&lt;/text&gt;&lt;/svg&gt;</w:t>
       </w:r>
     </w:p>
     <w:p>
@@ -12085,7 +12085,7 @@
           <w:rFonts w:ascii="Consolas" w:hAnsi="Consolas"/>
           <w:sz w:val="16"/>
         </w:rPr>
-        <w:t>&lt;svg xmlns="http://www.w3.org/2000/svg" width="840" height="460" data-tpl="pillars" data-pal="3-0" viewBox="0 0 840 460" font-family="Inter, Segoe UI, Arial, sans-serif"&gt;&lt;defs&gt;&lt;marker id="ar" markerWidth="9" markerHeight="9" refX="7" refY="3" orient="auto"&gt;&lt;path d="M0,0 L7,3 L0,6 z" fill="#94a3b8"/&gt;&lt;/marker&gt;&lt;marker id="arw" markerWidth="9" markerHeight="9" refX="7" refY="3" orient="auto"&gt;&lt;path d="M0,0 L7,3 L0,6 z" fill="#ffffff"/&gt;&lt;/marker&gt;&lt;filter id="sh" x="-20%" y="-20%" width="140%" height="140%"&gt;&lt;feDropShadow dx="0" dy="2" stdDeviation="3" flood-color="#0f172a" flood-opacity="0.16"/&gt;&lt;/filter&gt;&lt;/defs&gt;&lt;defs&gt;&lt;linearGradient id="bn9fd477c" x1="0" y1="0" x2="1" y2="0"&gt;&lt;stop offset="0" stop-color="#b45309"/&gt;&lt;stop offset="1" stop-color="#d97706"/&gt;&lt;/linearGradient&gt;&lt;/defs&gt;&lt;rect width="840" height="460" rx="14" fill="#ffffff"/&gt;&lt;rect x="0" y="0" width="840" height="48" rx="14" fill="url(#bn9fd477c)"/&gt;&lt;rect x="0" y="32" width="840" height="16" fill="url(#bn9fd477c)"/&gt;&lt;text x="420" y="25" text-anchor="middle" font-size="15" font-weight="700" fill="#ffffff" dominant-baseline="middle"&gt;Capability Map - Putting It Together: A Reference Implementation&lt;/text&gt;&lt;rect x="68" y="140" width="120" height="250" rx="10" fill="#b45309"/&gt;&lt;rect x="60" y="126" width="136" height="18" rx="6" fill="#b45309"/&gt;&lt;text x="128" y="265" text-anchor="middle" font-size="11" font-weight="600" fill="#fff" dominant-baseline="middle"&gt;Enterprise Us…&lt;/text&gt;&lt;rect x="214" y="140" width="120" height="250" rx="10" fill="#d97706"/&gt;&lt;rect x="206" y="126" width="136" height="18" rx="6" fill="#d97706"/&gt;&lt;text x="274" y="265" text-anchor="middle" font-size="11" font-weight="600" fill="#fff" dominant-baseline="middle"&gt;Productionisi…&lt;/text&gt;&lt;rect x="360" y="140" width="120" height="250" rx="10" fill="#f59e0b"/&gt;&lt;rect x="352" y="126" width="136" height="18" rx="6" fill="#f59e0b"/&gt;&lt;text x="420" y="265" text-anchor="middle" font-size="11" font-weight="600" fill="#fff" dominant-baseline="middle"&gt;Governance an…&lt;/text&gt;&lt;rect x="506" y="140" width="120" height="250" rx="10" fill="#ea580c"/&gt;&lt;rect x="498" y="126" width="136" height="18" rx="6" fill="#ea580c"/&gt;&lt;text x="566" y="265" text-anchor="middle" font-size="11" font-weight="600" fill="#fff" dominant-baseline="middle"&gt;The GenAI Ref…&lt;/text&gt;&lt;rect x="652" y="140" width="120" height="250" rx="10" fill="#f97316"/&gt;&lt;rect x="644" y="126" width="136" height="18" rx="6" fill="#f97316"/&gt;&lt;text x="712" y="265" text-anchor="middle" font-size="11" font-weight="600" fill="#fff" dominant-baseline="middle"&gt;Generative Mo…&lt;/text&gt;&lt;rect x="48.0" y="390" width="744" height="12" rx="4" fill="#0f172a"/&gt;&lt;text x="28" y="446" text-anchor="start" font-size="9.5" font-weight="500" fill="#64748b" dominant-baseline="middle"&gt;Generative AI  •  Capability Map&lt;/text&gt;&lt;/svg&gt;</w:t>
+        <w:t>&lt;svg xmlns="http://www.w3.org/2000/svg" width="840" height="460" data-tpl="pillars" data-pal="3-0" viewBox="0 0 840 460" font-family="Inter, Segoe UI, Arial, sans-serif"&gt;&lt;defs&gt;&lt;marker id="ar" markerWidth="9" markerHeight="9" refX="7" refY="3" orient="auto"&gt;&lt;path d="M0,0 L7,3 L0,6 z" fill="#94a3b8"/&gt;&lt;/marker&gt;&lt;marker id="arw" markerWidth="9" markerHeight="9" refX="7" refY="3" orient="auto"&gt;&lt;path d="M0,0 L7,3 L0,6 z" fill="#ffffff"/&gt;&lt;/marker&gt;&lt;filter id="sh" x="-20%" y="-20%" width="140%" height="140%"&gt;&lt;feDropShadow dx="0" dy="2" stdDeviation="3" flood-color="#0f172a" flood-opacity="0.16"/&gt;&lt;/filter&gt;&lt;/defs&gt;&lt;defs&gt;&lt;linearGradient id="bn9fd477c" x1="0" y1="0" x2="1" y2="0"&gt;&lt;stop offset="0" stop-color="#b45309"/&gt;&lt;stop offset="1" stop-color="#d97706"/&gt;&lt;/linearGradient&gt;&lt;/defs&gt;&lt;rect width="840" height="460" rx="14" fill="#ffffff"/&gt;&lt;rect x="0" y="0" width="840" height="48" rx="14" fill="url(#bn9fd477c)"/&gt;&lt;rect x="0" y="32" width="840" height="16" fill="url(#bn9fd477c)"/&gt;&lt;text x="420" y="25" text-anchor="middle" font-size="14.5" font-weight="700" fill="#ffffff" dominant-baseline="middle"&gt;Capability Map - Putting It Together: A Reference Implementation&lt;/text&gt;&lt;rect x="68" y="140" width="120" height="250" rx="10" fill="#b45309"/&gt;&lt;rect x="60" y="126" width="136" height="18" rx="6" fill="#b45309"/&gt;&lt;text x="128" y="252" text-anchor="middle" font-size="11" font-weight="600" fill="#fff" dominant-baseline="middle"&gt;Enterprise&lt;/text&gt;&lt;text x="128" y="265" text-anchor="middle" font-size="11" font-weight="600" fill="#fff" dominant-baseline="middle"&gt;Use-Case&lt;/text&gt;&lt;text x="128" y="278" text-anchor="middle" font-size="11" font-weight="600" fill="#fff" dominant-baseline="middle"&gt;Patterns&lt;/text&gt;&lt;rect x="214" y="140" width="120" height="250" rx="10" fill="#d97706"/&gt;&lt;rect x="206" y="126" width="136" height="18" rx="6" fill="#d97706"/&gt;&lt;text x="274" y="252" text-anchor="middle" font-size="11" font-weight="600" fill="#fff" dominant-baseline="middle"&gt;Productionising&lt;/text&gt;&lt;text x="274" y="265" text-anchor="middle" font-size="11" font-weight="600" fill="#fff" dominant-baseline="middle"&gt;Generative&lt;/text&gt;&lt;text x="274" y="278" text-anchor="middle" font-size="11" font-weight="600" fill="#fff" dominant-baseline="middle"&gt;Applications&lt;/text&gt;&lt;rect x="360" y="140" width="120" height="250" rx="10" fill="#f59e0b"/&gt;&lt;rect x="352" y="126" width="136" height="18" rx="6" fill="#f59e0b"/&gt;&lt;text x="420" y="252" text-anchor="middle" font-size="11" font-weight="600" fill="#fff" dominant-baseline="middle"&gt;Governance and&lt;/text&gt;&lt;text x="420" y="265" text-anchor="middle" font-size="11" font-weight="600" fill="#fff" dominant-baseline="middle"&gt;Intellectual&lt;/text&gt;&lt;text x="420" y="278" text-anchor="middle" font-size="11" font-weight="600" fill="#fff" dominant-baseline="middle"&gt;Property&lt;/text&gt;&lt;rect x="506" y="140" width="120" height="250" rx="10" fill="#ea580c"/&gt;&lt;rect x="498" y="126" width="136" height="18" rx="6" fill="#ea580c"/&gt;&lt;text x="566" y="252" text-anchor="middle" font-size="11" font-weight="600" fill="#fff" dominant-baseline="middle"&gt;The GenAI&lt;/text&gt;&lt;text x="566" y="265" text-anchor="middle" font-size="11" font-weight="600" fill="#fff" dominant-baseline="middle"&gt;Reference&lt;/text&gt;&lt;text x="566" y="278" text-anchor="middle" font-size="11" font-weight="600" fill="#fff" dominant-baseline="middle"&gt;Architecture&lt;/text&gt;&lt;rect x="652" y="140" width="120" height="250" rx="10" fill="#f97316"/&gt;&lt;rect x="644" y="126" width="136" height="18" rx="6" fill="#f97316"/&gt;&lt;text x="712" y="252" text-anchor="middle" font-size="11" font-weight="600" fill="#fff" dominant-baseline="middle"&gt;Generative&lt;/text&gt;&lt;text x="712" y="265" text-anchor="middle" font-size="11" font-weight="600" fill="#fff" dominant-baseline="middle"&gt;Modelling&lt;/text&gt;&lt;text x="712" y="278" text-anchor="middle" font-size="11" font-weight="600" fill="#fff" dominant-baseline="middle"&gt;Foundations&lt;/text&gt;&lt;rect x="48.0" y="390" width="744" height="12" rx="4" fill="#0f172a"/&gt;&lt;text x="28" y="446" text-anchor="start" font-size="9.5" font-weight="500" fill="#64748b" dominant-baseline="middle"&gt;Generative AI  •  Capability Map&lt;/text&gt;&lt;/svg&gt;</w:t>
       </w:r>
     </w:p>
     <w:p>
@@ -16284,7 +16284,7 @@
           <w:rFonts w:ascii="Consolas" w:hAnsi="Consolas"/>
           <w:sz w:val="16"/>
         </w:rPr>
-        <w:t>&lt;svg xmlns="http://www.w3.org/2000/svg" width="840" height="460" data-tpl="steps" data-pal="4-4" viewBox="0 0 840 460" font-family="Inter, Segoe UI, Arial, sans-serif"&gt;&lt;defs&gt;&lt;marker id="ar" markerWidth="9" markerHeight="9" refX="7" refY="3" orient="auto"&gt;&lt;path d="M0,0 L7,3 L0,6 z" fill="#94a3b8"/&gt;&lt;/marker&gt;&lt;marker id="arw" markerWidth="9" markerHeight="9" refX="7" refY="3" orient="auto"&gt;&lt;path d="M0,0 L7,3 L0,6 z" fill="#ffffff"/&gt;&lt;/marker&gt;&lt;filter id="sh" x="-20%" y="-20%" width="140%" height="140%"&gt;&lt;feDropShadow dx="0" dy="2" stdDeviation="3" flood-color="#0f172a" flood-opacity="0.16"/&gt;&lt;/filter&gt;&lt;/defs&gt;&lt;defs&gt;&lt;linearGradient id="bn1dac904" x1="0" y1="0" x2="1" y2="0"&gt;&lt;stop offset="0" stop-color="#fb7185"/&gt;&lt;stop offset="1" stop-color="#db2777"/&gt;&lt;/linearGradient&gt;&lt;/defs&gt;&lt;rect width="840" height="460" rx="14" fill="#ffffff"/&gt;&lt;rect x="0" y="0" width="840" height="48" rx="14" fill="url(#bn1dac904)"/&gt;&lt;rect x="0" y="32" width="840" height="16" fill="url(#bn1dac904)"/&gt;&lt;text x="420" y="25" text-anchor="middle" font-size="15" font-weight="700" fill="#ffffff" dominant-baseline="middle"&gt;DevOps Pipeline - Security, Privacy and Governance&lt;/text&gt;&lt;rect x="30" y="200" width="132" height="70" rx="12" fill="#fb7185"/&gt;&lt;circle cx="54" cy="224" r="15" fill="#ffffff"/&gt;&lt;text x="54" y="224" text-anchor="middle" font-size="13" font-weight="600" fill="#fb7185" dominant-baseline="middle"&gt;1&lt;/text&gt;&lt;text x="104" y="250" text-anchor="middle" font-size="10.5" font-weight="600" fill="#fff" dominant-baseline="middle"&gt;Multimodal Gene…&lt;/text&gt;&lt;rect x="192" y="200" width="132" height="70" rx="12" fill="#db2777"/&gt;&lt;circle cx="216" cy="224" r="15" fill="#ffffff"/&gt;&lt;text x="216" y="224" text-anchor="middle" font-size="13" font-weight="600" fill="#db2777" dominant-baseline="middle"&gt;2&lt;/text&gt;&lt;text x="266" y="250" text-anchor="middle" font-size="10.5" font-weight="600" fill="#fff" dominant-baseline="middle"&gt;Grounding with …&lt;/text&gt;&lt;line x1="162" y1="235" x2="192" y2="235" stroke="#94a3b8" stroke-width="2" marker-end="url(#ar)"/&gt;&lt;rect x="354" y="200" width="132" height="70" rx="12" fill="#9f1239"/&gt;&lt;circle cx="378" cy="224" r="15" fill="#ffffff"/&gt;&lt;text x="378" y="224" text-anchor="middle" font-size="13" font-weight="600" fill="#9f1239" dominant-baseline="middle"&gt;3&lt;/text&gt;&lt;text x="428" y="250" text-anchor="middle" font-size="10.5" font-weight="600" fill="#fff" dominant-baseline="middle"&gt;Controllability…&lt;/text&gt;&lt;line x1="324" y1="235" x2="354" y2="235" stroke="#94a3b8" stroke-width="2" marker-end="url(#ar)"/&gt;&lt;rect x="516" y="200" width="132" height="70" rx="12" fill="#be123c"/&gt;&lt;circle cx="540" cy="224" r="15" fill="#ffffff"/&gt;&lt;text x="540" y="224" text-anchor="middle" font-size="13" font-weight="600" fill="#be123c" dominant-baseline="middle"&gt;4&lt;/text&gt;&lt;text x="590" y="250" text-anchor="middle" font-size="10.5" font-weight="600" fill="#fff" dominant-baseline="middle"&gt;Evaluation of G…&lt;/text&gt;&lt;line x1="486" y1="235" x2="516" y2="235" stroke="#94a3b8" stroke-width="2" marker-end="url(#ar)"/&gt;&lt;rect x="678" y="200" width="132" height="70" rx="12" fill="#e11d48"/&gt;&lt;circle cx="702" cy="224" r="15" fill="#ffffff"/&gt;&lt;text x="702" y="224" text-anchor="middle" font-size="13" font-weight="600" fill="#e11d48" dominant-baseline="middle"&gt;5&lt;/text&gt;&lt;text x="752" y="250" text-anchor="middle" font-size="10.5" font-weight="600" fill="#fff" dominant-baseline="middle"&gt;Safety, Guardra…&lt;/text&gt;&lt;line x1="648" y1="235" x2="678" y2="235" stroke="#94a3b8" stroke-width="2" marker-end="url(#ar)"/&gt;&lt;text x="28" y="446" text-anchor="start" font-size="9.5" font-weight="500" fill="#64748b" dominant-baseline="middle"&gt;Generative AI  •  DevOps Pipeline&lt;/text&gt;&lt;/svg&gt;</w:t>
+        <w:t>&lt;svg xmlns="http://www.w3.org/2000/svg" width="840" height="460" data-tpl="steps" data-pal="4-4" viewBox="0 0 840 460" font-family="Inter, Segoe UI, Arial, sans-serif"&gt;&lt;defs&gt;&lt;marker id="ar" markerWidth="9" markerHeight="9" refX="7" refY="3" orient="auto"&gt;&lt;path d="M0,0 L7,3 L0,6 z" fill="#94a3b8"/&gt;&lt;/marker&gt;&lt;marker id="arw" markerWidth="9" markerHeight="9" refX="7" refY="3" orient="auto"&gt;&lt;path d="M0,0 L7,3 L0,6 z" fill="#ffffff"/&gt;&lt;/marker&gt;&lt;filter id="sh" x="-20%" y="-20%" width="140%" height="140%"&gt;&lt;feDropShadow dx="0" dy="2" stdDeviation="3" flood-color="#0f172a" flood-opacity="0.16"/&gt;&lt;/filter&gt;&lt;/defs&gt;&lt;defs&gt;&lt;linearGradient id="bn1dac904" x1="0" y1="0" x2="1" y2="0"&gt;&lt;stop offset="0" stop-color="#fb7185"/&gt;&lt;stop offset="1" stop-color="#db2777"/&gt;&lt;/linearGradient&gt;&lt;/defs&gt;&lt;rect width="840" height="460" rx="14" fill="#ffffff"/&gt;&lt;rect x="0" y="0" width="840" height="48" rx="14" fill="url(#bn1dac904)"/&gt;&lt;rect x="0" y="32" width="840" height="16" fill="url(#bn1dac904)"/&gt;&lt;text x="420" y="25" text-anchor="middle" font-size="14.5" font-weight="700" fill="#ffffff" dominant-baseline="middle"&gt;DevOps Pipeline - Security, Privacy and Governance&lt;/text&gt;&lt;rect x="30" y="200" width="132" height="70" rx="12" fill="#fb7185"/&gt;&lt;circle cx="54" cy="224" r="15" fill="#ffffff"/&gt;&lt;text x="54" y="224" text-anchor="middle" font-size="13" font-weight="600" fill="#fb7185" dominant-baseline="middle"&gt;1&lt;/text&gt;&lt;text x="96" y="242" text-anchor="middle" font-size="10.5" font-weight="600" fill="#fff" dominant-baseline="middle"&gt;Multimodal&lt;/text&gt;&lt;text x="96" y="254" text-anchor="middle" font-size="10.5" font-weight="600" fill="#fff" dominant-baseline="middle"&gt;Generation&lt;/text&gt;&lt;rect x="192" y="200" width="132" height="70" rx="12" fill="#db2777"/&gt;&lt;circle cx="216" cy="224" r="15" fill="#ffffff"/&gt;&lt;text x="216" y="224" text-anchor="middle" font-size="13" font-weight="600" fill="#db2777" dominant-baseline="middle"&gt;2&lt;/text&gt;&lt;text x="258" y="242" text-anchor="middle" font-size="10.5" font-weight="600" fill="#fff" dominant-baseline="middle"&gt;Grounding with&lt;/text&gt;&lt;text x="258" y="254" text-anchor="middle" font-size="10.5" font-weight="600" fill="#fff" dominant-baseline="middle"&gt;Enterprise Data&lt;/text&gt;&lt;line x1="162" y1="235" x2="192" y2="235" stroke="#94a3b8" stroke-width="2" marker-end="url(#ar)"/&gt;&lt;rect x="354" y="200" width="132" height="70" rx="12" fill="#9f1239"/&gt;&lt;circle cx="378" cy="224" r="15" fill="#ffffff"/&gt;&lt;text x="378" y="224" text-anchor="middle" font-size="13" font-weight="600" fill="#9f1239" dominant-baseline="middle"&gt;3&lt;/text&gt;&lt;text x="420" y="242" text-anchor="middle" font-size="10.5" font-weight="600" fill="#fff" dominant-baseline="middle"&gt;Controllability&lt;/text&gt;&lt;text x="420" y="254" text-anchor="middle" font-size="10.5" font-weight="600" fill="#fff" dominant-baseline="middle"&gt;and Structured&lt;/text&gt;&lt;line x1="324" y1="235" x2="354" y2="235" stroke="#94a3b8" stroke-width="2" marker-end="url(#ar)"/&gt;&lt;rect x="516" y="200" width="132" height="70" rx="12" fill="#be123c"/&gt;&lt;circle cx="540" cy="224" r="15" fill="#ffffff"/&gt;&lt;text x="540" y="224" text-anchor="middle" font-size="13" font-weight="600" fill="#be123c" dominant-baseline="middle"&gt;4&lt;/text&gt;&lt;text x="582" y="242" text-anchor="middle" font-size="10.5" font-weight="600" fill="#fff" dominant-baseline="middle"&gt;Evaluation of&lt;/text&gt;&lt;text x="582" y="254" text-anchor="middle" font-size="10.5" font-weight="600" fill="#fff" dominant-baseline="middle"&gt;Generative Systems&lt;/text&gt;&lt;line x1="486" y1="235" x2="516" y2="235" stroke="#94a3b8" stroke-width="2" marker-end="url(#ar)"/&gt;&lt;rect x="678" y="200" width="132" height="70" rx="12" fill="#e11d48"/&gt;&lt;circle cx="702" cy="224" r="15" fill="#ffffff"/&gt;&lt;text x="702" y="224" text-anchor="middle" font-size="13" font-weight="600" fill="#e11d48" dominant-baseline="middle"&gt;5&lt;/text&gt;&lt;text x="744" y="242" text-anchor="middle" font-size="10.5" font-weight="600" fill="#fff" dominant-baseline="middle"&gt;Safety, Guardrails&lt;/text&gt;&lt;text x="744" y="254" text-anchor="middle" font-size="10.5" font-weight="600" fill="#fff" dominant-baseline="middle"&gt;and Content&lt;/text&gt;&lt;line x1="648" y1="235" x2="678" y2="235" stroke="#94a3b8" stroke-width="2" marker-end="url(#ar)"/&gt;&lt;text x="28" y="446" text-anchor="start" font-size="9.5" font-weight="500" fill="#64748b" dominant-baseline="middle"&gt;Generative AI  •  DevOps Pipeline&lt;/text&gt;&lt;/svg&gt;</w:t>
       </w:r>
     </w:p>
     <w:p>
